--- a/BÁO CÁO ĐỒ ÁN CHUYÊN NGÀNH - CHƯƠNG 4 - NHÓM 21.docx
+++ b/BÁO CÁO ĐỒ ÁN CHUYÊN NGÀNH - CHƯƠNG 4 - NHÓM 21.docx
@@ -545,118 +545,58 @@
     <w:p>
       <w:pPr>
         <w:keepNext/>
-        <w:spacing w:before="120" w:after="40"/>
+        <w:spacing w:before="160" w:after="40"/>
+        <w:jc w:val="center"/>
+      </w:pPr>
+      <w:r>
+        <w:drawing>
+          <wp:inline xmlns:a="http://schemas.openxmlformats.org/drawingml/2006/main" xmlns:pic="http://schemas.openxmlformats.org/drawingml/2006/picture">
+            <wp:extent cx="5120640" cy="3432598"/>
+            <wp:docPr id="1" name="Picture 1"/>
+            <wp:cNvGraphicFramePr>
+              <a:graphicFrameLocks noChangeAspect="1"/>
+            </wp:cNvGraphicFramePr>
+            <a:graphic>
+              <a:graphicData uri="http://schemas.openxmlformats.org/drawingml/2006/picture">
+                <pic:pic>
+                  <pic:nvPicPr>
+                    <pic:cNvPr id="0" name="hinh_4_1_use_case_tong_quat.png"/>
+                    <pic:cNvPicPr/>
+                  </pic:nvPicPr>
+                  <pic:blipFill>
+                    <a:blip r:embed="rId9"/>
+                    <a:stretch>
+                      <a:fillRect/>
+                    </a:stretch>
+                  </pic:blipFill>
+                  <pic:spPr>
+                    <a:xfrm>
+                      <a:off x="0" y="0"/>
+                      <a:ext cx="5120640" cy="3432598"/>
+                    </a:xfrm>
+                    <a:prstGeom prst="rect"/>
+                  </pic:spPr>
+                </pic:pic>
+              </a:graphicData>
+            </a:graphic>
+          </wp:inline>
+        </w:drawing>
+      </w:r>
+    </w:p>
+    <w:p>
+      <w:pPr>
+        <w:spacing w:after="160"/>
+        <w:jc w:val="center"/>
       </w:pPr>
       <w:r>
         <w:rPr>
           <w:rFonts w:ascii="Times New Roman" w:hAnsi="Times New Roman"/>
           <w:b/>
           <w:i/>
-          <w:color w:val="334155"/>
-          <w:sz w:val="24"/>
+          <w:color w:val="1F2937"/>
+          <w:sz w:val="22"/>
         </w:rPr>
-        <w:t>4.1.2. Biểu đồ phân rã chức năng (Business Function Diagram - BFD)</w:t>
-      </w:r>
-    </w:p>
-    <w:p>
-      <w:pPr>
-        <w:spacing w:line="312" w:lineRule="auto" w:after="80"/>
-        <w:jc w:val="both"/>
-      </w:pPr>
-      <w:r>
-        <w:rPr>
-          <w:rFonts w:ascii="Times New Roman" w:hAnsi="Times New Roman"/>
-          <w:sz w:val="24"/>
-        </w:rPr>
-        <w:t>Cấu trúc chức năng hệ thống được chuẩn hóa thành 4 phân hệ cấp cao:</w:t>
-      </w:r>
-    </w:p>
-    <w:p>
-      <w:pPr>
-        <w:pStyle w:val="ListBullet"/>
-        <w:spacing w:after="40" w:line="300" w:lineRule="auto"/>
-        <w:jc w:val="both"/>
-      </w:pPr>
-      <w:r>
-        <w:rPr>
-          <w:rFonts w:ascii="Times New Roman" w:hAnsi="Times New Roman"/>
-          <w:b/>
-          <w:sz w:val="24"/>
-        </w:rPr>
-        <w:t xml:space="preserve">1.0 - Phân hệ Quản lý tài khoản: </w:t>
-      </w:r>
-      <w:r>
-        <w:rPr>
-          <w:rFonts w:ascii="Times New Roman" w:hAnsi="Times New Roman"/>
-          <w:sz w:val="24"/>
-        </w:rPr>
-        <w:t>1.1 Đăng ký | 1.2 Đăng nhập | 1.3 Cập nhật hồ sơ | 1.4 Đăng xuất an toàn.</w:t>
-      </w:r>
-    </w:p>
-    <w:p>
-      <w:pPr>
-        <w:pStyle w:val="ListBullet"/>
-        <w:spacing w:after="40" w:line="300" w:lineRule="auto"/>
-        <w:jc w:val="both"/>
-      </w:pPr>
-      <w:r>
-        <w:rPr>
-          <w:rFonts w:ascii="Times New Roman" w:hAnsi="Times New Roman"/>
-          <w:b/>
-          <w:sz w:val="24"/>
-        </w:rPr>
-        <w:t xml:space="preserve">2.0 - Phân hệ Danh bạ &amp; Hội thoại: </w:t>
-      </w:r>
-      <w:r>
-        <w:rPr>
-          <w:rFonts w:ascii="Times New Roman" w:hAnsi="Times New Roman"/>
-          <w:sz w:val="24"/>
-        </w:rPr>
-        <w:t>2.1 Tìm kiếm bạn bè | 2.2 Quản lý danh bạ | 2.3 Tạo nhóm chat | 2.4 Quản lý thành viên nhóm.</w:t>
-      </w:r>
-    </w:p>
-    <w:p>
-      <w:pPr>
-        <w:pStyle w:val="ListBullet"/>
-        <w:spacing w:after="40" w:line="300" w:lineRule="auto"/>
-        <w:jc w:val="both"/>
-      </w:pPr>
-      <w:r>
-        <w:rPr>
-          <w:rFonts w:ascii="Times New Roman" w:hAnsi="Times New Roman"/>
-          <w:b/>
-          <w:sz w:val="24"/>
-        </w:rPr>
-        <w:t xml:space="preserve">3.0 - Phân hệ Tin nhắn &amp; Tệp tin: </w:t>
-      </w:r>
-      <w:r>
-        <w:rPr>
-          <w:rFonts w:ascii="Times New Roman" w:hAnsi="Times New Roman"/>
-          <w:sz w:val="24"/>
-        </w:rPr>
-        <w:t>3.1 Chat văn bản &amp; Emoji | 3.2 Truyền tệp tin &amp; Ảnh | 3.3 Ghim tin nhắn | 3.4 Thu hồi | 3.5 Reactions | 3.6 Reply.</w:t>
-      </w:r>
-    </w:p>
-    <w:p>
-      <w:pPr>
-        <w:pStyle w:val="ListBullet"/>
-        <w:spacing w:after="40" w:line="300" w:lineRule="auto"/>
-        <w:jc w:val="both"/>
-      </w:pPr>
-      <w:r>
-        <w:rPr>
-          <w:rFonts w:ascii="Times New Roman" w:hAnsi="Times New Roman"/>
-          <w:b/>
-          <w:sz w:val="24"/>
-        </w:rPr>
-        <w:t xml:space="preserve">4.0 - Phân hệ Đàm thoại Đa phương tiện: </w:t>
-      </w:r>
-      <w:r>
-        <w:rPr>
-          <w:rFonts w:ascii="Times New Roman" w:hAnsi="Times New Roman"/>
-          <w:sz w:val="24"/>
-        </w:rPr>
-        <w:t>4.1 Báo hiệu gọi | 4.2 Truyền âm thanh PCM | 4.3 Truyền luồng webcam | 4.4 Chia sẻ màn hình | 4.5 Ghi nhận lịch sử đàm thoại.</w:t>
+        <w:t>Hình 4.1: Sơ đồ Use Case tổng quát của toàn bộ hệ thống</w:t>
       </w:r>
     </w:p>
     <w:p>
@@ -672,7 +612,93 @@
           <w:color w:val="334155"/>
           <w:sz w:val="24"/>
         </w:rPr>
-        <w:t>4.1.3. Đặc tả các Use Case trọng tâm</w:t>
+        <w:t>4.1.2. Biểu đồ Use Case chi tiết Phân hệ Nhắn tin và Đa phương tiện</w:t>
+      </w:r>
+    </w:p>
+    <w:p>
+      <w:pPr>
+        <w:spacing w:line="312" w:lineRule="auto" w:after="80"/>
+        <w:jc w:val="both"/>
+      </w:pPr>
+      <w:r>
+        <w:rPr>
+          <w:rFonts w:ascii="Times New Roman" w:hAnsi="Times New Roman"/>
+          <w:sz w:val="24"/>
+        </w:rPr>
+        <w:t>Biểu đồ Use Case chi tiết phân định rõ các quan hệ kế thừa, bao hàm &lt;&lt;include&gt;&gt; (như lưu trữ CSDL WAL) và mở rộng &lt;&lt;extend&gt;&gt; (như thả cảm xúc Reactions, chia sẻ màn hình):</w:t>
+      </w:r>
+    </w:p>
+    <w:p>
+      <w:pPr>
+        <w:keepNext/>
+        <w:spacing w:before="160" w:after="40"/>
+        <w:jc w:val="center"/>
+      </w:pPr>
+      <w:r>
+        <w:drawing>
+          <wp:inline xmlns:a="http://schemas.openxmlformats.org/drawingml/2006/main" xmlns:pic="http://schemas.openxmlformats.org/drawingml/2006/picture">
+            <wp:extent cx="5120640" cy="2960831"/>
+            <wp:docPr id="2" name="Picture 2"/>
+            <wp:cNvGraphicFramePr>
+              <a:graphicFrameLocks noChangeAspect="1"/>
+            </wp:cNvGraphicFramePr>
+            <a:graphic>
+              <a:graphicData uri="http://schemas.openxmlformats.org/drawingml/2006/picture">
+                <pic:pic>
+                  <pic:nvPicPr>
+                    <pic:cNvPr id="0" name="hinh_4_2_use_case_chi_tiet_chat.png"/>
+                    <pic:cNvPicPr/>
+                  </pic:nvPicPr>
+                  <pic:blipFill>
+                    <a:blip r:embed="rId10"/>
+                    <a:stretch>
+                      <a:fillRect/>
+                    </a:stretch>
+                  </pic:blipFill>
+                  <pic:spPr>
+                    <a:xfrm>
+                      <a:off x="0" y="0"/>
+                      <a:ext cx="5120640" cy="2960831"/>
+                    </a:xfrm>
+                    <a:prstGeom prst="rect"/>
+                  </pic:spPr>
+                </pic:pic>
+              </a:graphicData>
+            </a:graphic>
+          </wp:inline>
+        </w:drawing>
+      </w:r>
+    </w:p>
+    <w:p>
+      <w:pPr>
+        <w:spacing w:after="160"/>
+        <w:jc w:val="center"/>
+      </w:pPr>
+      <w:r>
+        <w:rPr>
+          <w:rFonts w:ascii="Times New Roman" w:hAnsi="Times New Roman"/>
+          <w:b/>
+          <w:i/>
+          <w:color w:val="1F2937"/>
+          <w:sz w:val="22"/>
+        </w:rPr>
+        <w:t>Hình 4.2: Sơ đồ Use Case chi tiết phân hệ Nhắn tin và Đa phương tiện</w:t>
+      </w:r>
+    </w:p>
+    <w:p>
+      <w:pPr>
+        <w:keepNext/>
+        <w:spacing w:before="120" w:after="40"/>
+      </w:pPr>
+      <w:r>
+        <w:rPr>
+          <w:rFonts w:ascii="Times New Roman" w:hAnsi="Times New Roman"/>
+          <w:b/>
+          <w:i/>
+          <w:color w:val="334155"/>
+          <w:sz w:val="24"/>
+        </w:rPr>
+        <w:t>4.1.3. Đặc tả các Use Case trọng tâm và Biểu đồ tuần tự</w:t>
       </w:r>
     </w:p>
     <w:p>
@@ -1095,6 +1121,63 @@
     </w:p>
     <w:p>
       <w:pPr>
+        <w:keepNext/>
+        <w:spacing w:before="160" w:after="40"/>
+        <w:jc w:val="center"/>
+      </w:pPr>
+      <w:r>
+        <w:drawing>
+          <wp:inline xmlns:a="http://schemas.openxmlformats.org/drawingml/2006/main" xmlns:pic="http://schemas.openxmlformats.org/drawingml/2006/picture">
+            <wp:extent cx="5120640" cy="2451478"/>
+            <wp:docPr id="3" name="Picture 3"/>
+            <wp:cNvGraphicFramePr>
+              <a:graphicFrameLocks noChangeAspect="1"/>
+            </wp:cNvGraphicFramePr>
+            <a:graphic>
+              <a:graphicData uri="http://schemas.openxmlformats.org/drawingml/2006/picture">
+                <pic:pic>
+                  <pic:nvPicPr>
+                    <pic:cNvPr id="0" name="hinh_4_3_sequence_login.png"/>
+                    <pic:cNvPicPr/>
+                  </pic:nvPicPr>
+                  <pic:blipFill>
+                    <a:blip r:embed="rId11"/>
+                    <a:stretch>
+                      <a:fillRect/>
+                    </a:stretch>
+                  </pic:blipFill>
+                  <pic:spPr>
+                    <a:xfrm>
+                      <a:off x="0" y="0"/>
+                      <a:ext cx="5120640" cy="2451478"/>
+                    </a:xfrm>
+                    <a:prstGeom prst="rect"/>
+                  </pic:spPr>
+                </pic:pic>
+              </a:graphicData>
+            </a:graphic>
+          </wp:inline>
+        </w:drawing>
+      </w:r>
+    </w:p>
+    <w:p>
+      <w:pPr>
+        <w:spacing w:after="160"/>
+        <w:jc w:val="center"/>
+      </w:pPr>
+      <w:r>
+        <w:rPr>
+          <w:rFonts w:ascii="Times New Roman" w:hAnsi="Times New Roman"/>
+          <w:b/>
+          <w:i/>
+          <w:color w:val="1F2937"/>
+          <w:sz w:val="22"/>
+        </w:rPr>
+        <w:t>Hình 4.3: Biểu đồ tuần tự (Sequence Diagram) - Quy trình xác thực và đăng nhập</w:t>
+      </w:r>
+    </w:p>
+    <w:p>
+      <w:pPr>
         <w:spacing w:line="312" w:lineRule="auto" w:after="80"/>
         <w:jc w:val="both"/>
       </w:pPr>
@@ -1104,7 +1187,7 @@
           <w:i/>
           <w:sz w:val="24"/>
         </w:rPr>
-        <w:t>Bảng 4.2: Đặc tả Use Case UC08 - Thực hiện Cuộc gọi Thoại / Video thời gian thực</w:t>
+        <w:t>Bảng 4.2: Đặc tả Use Case UC07 - Gửi nhận tin nhắn thời gian thực qua Kênh 1</w:t>
       </w:r>
     </w:p>
     <w:tbl>
@@ -1226,7 +1309,478 @@
                 <w:rFonts w:ascii="Times New Roman" w:hAnsi="Times New Roman"/>
                 <w:sz w:val="21"/>
               </w:rPr>
-              <w:t>UC08 - Thực hiện Cuộc gọi Thoại / Video thời gian thực</w:t>
+              <w:t>UC07 - Nhắn tin thời gian thực và Tương tác tin nhắn nâng cao</w:t>
+            </w:r>
+          </w:p>
+        </w:tc>
+      </w:tr>
+      <w:tr>
+        <w:tc>
+          <w:tcPr>
+            <w:tcW w:type="dxa" w:w="2880"/>
+            <w:shd w:fill="F8FAFC"/>
+            <w:tcMar>
+              <w:top w:w="60" w:type="dxa"/>
+              <w:bottom w:w="60" w:type="dxa"/>
+              <w:left w:w="100" w:type="dxa"/>
+              <w:right w:w="100" w:type="dxa"/>
+            </w:tcMar>
+          </w:tcPr>
+          <w:p>
+            <w:pPr>
+              <w:spacing w:after="40" w:line="288" w:lineRule="auto"/>
+              <w:jc w:val="center"/>
+            </w:pPr>
+            <w:r>
+              <w:rPr>
+                <w:rFonts w:ascii="Times New Roman" w:hAnsi="Times New Roman"/>
+                <w:sz w:val="21"/>
+              </w:rPr>
+              <w:t>Tác nhân chính</w:t>
+            </w:r>
+          </w:p>
+        </w:tc>
+        <w:tc>
+          <w:tcPr>
+            <w:tcW w:type="dxa" w:w="7488"/>
+            <w:shd w:fill="F8FAFC"/>
+            <w:tcMar>
+              <w:top w:w="60" w:type="dxa"/>
+              <w:bottom w:w="60" w:type="dxa"/>
+              <w:left w:w="100" w:type="dxa"/>
+              <w:right w:w="100" w:type="dxa"/>
+            </w:tcMar>
+          </w:tcPr>
+          <w:p>
+            <w:pPr>
+              <w:spacing w:after="40" w:line="288" w:lineRule="auto"/>
+              <w:jc w:val="left"/>
+            </w:pPr>
+            <w:r>
+              <w:rPr>
+                <w:rFonts w:ascii="Times New Roman" w:hAnsi="Times New Roman"/>
+                <w:sz w:val="21"/>
+              </w:rPr>
+              <w:t>Thành viên hệ thống (Người gửi và Người nhận)</w:t>
+            </w:r>
+          </w:p>
+        </w:tc>
+      </w:tr>
+      <w:tr>
+        <w:tc>
+          <w:tcPr>
+            <w:tcW w:type="dxa" w:w="2880"/>
+            <w:shd w:fill="FFFFFF"/>
+            <w:tcMar>
+              <w:top w:w="60" w:type="dxa"/>
+              <w:bottom w:w="60" w:type="dxa"/>
+              <w:left w:w="100" w:type="dxa"/>
+              <w:right w:w="100" w:type="dxa"/>
+            </w:tcMar>
+          </w:tcPr>
+          <w:p>
+            <w:pPr>
+              <w:spacing w:after="40" w:line="288" w:lineRule="auto"/>
+              <w:jc w:val="center"/>
+            </w:pPr>
+            <w:r>
+              <w:rPr>
+                <w:rFonts w:ascii="Times New Roman" w:hAnsi="Times New Roman"/>
+                <w:sz w:val="21"/>
+              </w:rPr>
+              <w:t>Điều kiện tiên quyết</w:t>
+            </w:r>
+          </w:p>
+        </w:tc>
+        <w:tc>
+          <w:tcPr>
+            <w:tcW w:type="dxa" w:w="7488"/>
+            <w:shd w:fill="FFFFFF"/>
+            <w:tcMar>
+              <w:top w:w="60" w:type="dxa"/>
+              <w:bottom w:w="60" w:type="dxa"/>
+              <w:left w:w="100" w:type="dxa"/>
+              <w:right w:w="100" w:type="dxa"/>
+            </w:tcMar>
+          </w:tcPr>
+          <w:p>
+            <w:pPr>
+              <w:spacing w:after="40" w:line="288" w:lineRule="auto"/>
+              <w:jc w:val="left"/>
+            </w:pPr>
+            <w:r>
+              <w:rPr>
+                <w:rFonts w:ascii="Times New Roman" w:hAnsi="Times New Roman"/>
+                <w:sz w:val="21"/>
+              </w:rPr>
+              <w:t>Người dùng đã đăng nhập và đang mở cửa sổ cuộc trò chuyện.</w:t>
+            </w:r>
+          </w:p>
+        </w:tc>
+      </w:tr>
+      <w:tr>
+        <w:tc>
+          <w:tcPr>
+            <w:tcW w:type="dxa" w:w="2880"/>
+            <w:shd w:fill="F8FAFC"/>
+            <w:tcMar>
+              <w:top w:w="60" w:type="dxa"/>
+              <w:bottom w:w="60" w:type="dxa"/>
+              <w:left w:w="100" w:type="dxa"/>
+              <w:right w:w="100" w:type="dxa"/>
+            </w:tcMar>
+          </w:tcPr>
+          <w:p>
+            <w:pPr>
+              <w:spacing w:after="40" w:line="288" w:lineRule="auto"/>
+              <w:jc w:val="center"/>
+            </w:pPr>
+            <w:r>
+              <w:rPr>
+                <w:rFonts w:ascii="Times New Roman" w:hAnsi="Times New Roman"/>
+                <w:sz w:val="21"/>
+              </w:rPr>
+              <w:t>Luồng sự kiện chính</w:t>
+            </w:r>
+          </w:p>
+        </w:tc>
+        <w:tc>
+          <w:tcPr>
+            <w:tcW w:type="dxa" w:w="7488"/>
+            <w:shd w:fill="F8FAFC"/>
+            <w:tcMar>
+              <w:top w:w="60" w:type="dxa"/>
+              <w:bottom w:w="60" w:type="dxa"/>
+              <w:left w:w="100" w:type="dxa"/>
+              <w:right w:w="100" w:type="dxa"/>
+            </w:tcMar>
+          </w:tcPr>
+          <w:p>
+            <w:pPr>
+              <w:spacing w:after="40" w:line="288" w:lineRule="auto"/>
+              <w:jc w:val="left"/>
+            </w:pPr>
+            <w:r>
+              <w:rPr>
+                <w:rFonts w:ascii="Times New Roman" w:hAnsi="Times New Roman"/>
+                <w:sz w:val="21"/>
+              </w:rPr>
+              <w:t>1. Người gửi nhập văn bản / Emoji / chọn trả lời tin nhắn cũ và bấm Gửi.</w:t>
+              <w:br/>
+              <w:t>2. Client đóng gói JSON {'action': 'send_msg', 'conv_id': ..., 'content': ...} có header độ dài 4-byte.</w:t>
+              <w:br/>
+              <w:t>3. Máy chủ nhận gói tin, bóc tách header và lưu bản ghi vào bảng `messages` (chế độ WAL).</w:t>
+              <w:br/>
+              <w:t>4. Máy chủ phản hồi ACK xác nhận cho người gửi hiển thị trạng thái đã gửi.</w:t>
+              <w:br/>
+              <w:t>5. Máy chủ phát tán sự kiện 'new_message' tới kết nối của người nhận.</w:t>
+              <w:br/>
+              <w:t>6. Client người nhận cập nhật trực tiếp khung chat và phát âm báo.</w:t>
+            </w:r>
+          </w:p>
+        </w:tc>
+      </w:tr>
+      <w:tr>
+        <w:tc>
+          <w:tcPr>
+            <w:tcW w:type="dxa" w:w="2880"/>
+            <w:shd w:fill="FFFFFF"/>
+            <w:tcMar>
+              <w:top w:w="60" w:type="dxa"/>
+              <w:bottom w:w="60" w:type="dxa"/>
+              <w:left w:w="100" w:type="dxa"/>
+              <w:right w:w="100" w:type="dxa"/>
+            </w:tcMar>
+          </w:tcPr>
+          <w:p>
+            <w:pPr>
+              <w:spacing w:after="40" w:line="288" w:lineRule="auto"/>
+              <w:jc w:val="center"/>
+            </w:pPr>
+            <w:r>
+              <w:rPr>
+                <w:rFonts w:ascii="Times New Roman" w:hAnsi="Times New Roman"/>
+                <w:sz w:val="21"/>
+              </w:rPr>
+              <w:t>Luồng ngoại lệ</w:t>
+            </w:r>
+          </w:p>
+        </w:tc>
+        <w:tc>
+          <w:tcPr>
+            <w:tcW w:type="dxa" w:w="7488"/>
+            <w:shd w:fill="FFFFFF"/>
+            <w:tcMar>
+              <w:top w:w="60" w:type="dxa"/>
+              <w:bottom w:w="60" w:type="dxa"/>
+              <w:left w:w="100" w:type="dxa"/>
+              <w:right w:w="100" w:type="dxa"/>
+            </w:tcMar>
+          </w:tcPr>
+          <w:p>
+            <w:pPr>
+              <w:spacing w:after="40" w:line="288" w:lineRule="auto"/>
+              <w:jc w:val="left"/>
+            </w:pPr>
+            <w:r>
+              <w:rPr>
+                <w:rFonts w:ascii="Times New Roman" w:hAnsi="Times New Roman"/>
+                <w:sz w:val="21"/>
+              </w:rPr>
+              <w:t>3a. Mất kết nối mạng: Tin nhắn đưa vào hàng đợi chờ kết nối lại.</w:t>
+            </w:r>
+          </w:p>
+        </w:tc>
+      </w:tr>
+      <w:tr>
+        <w:tc>
+          <w:tcPr>
+            <w:tcW w:type="dxa" w:w="2880"/>
+            <w:shd w:fill="F8FAFC"/>
+            <w:tcMar>
+              <w:top w:w="60" w:type="dxa"/>
+              <w:bottom w:w="60" w:type="dxa"/>
+              <w:left w:w="100" w:type="dxa"/>
+              <w:right w:w="100" w:type="dxa"/>
+            </w:tcMar>
+          </w:tcPr>
+          <w:p>
+            <w:pPr>
+              <w:spacing w:after="40" w:line="288" w:lineRule="auto"/>
+              <w:jc w:val="center"/>
+            </w:pPr>
+            <w:r>
+              <w:rPr>
+                <w:rFonts w:ascii="Times New Roman" w:hAnsi="Times New Roman"/>
+                <w:sz w:val="21"/>
+              </w:rPr>
+              <w:t>Kết quả trả về</w:t>
+            </w:r>
+          </w:p>
+        </w:tc>
+        <w:tc>
+          <w:tcPr>
+            <w:tcW w:type="dxa" w:w="7488"/>
+            <w:shd w:fill="F8FAFC"/>
+            <w:tcMar>
+              <w:top w:w="60" w:type="dxa"/>
+              <w:bottom w:w="60" w:type="dxa"/>
+              <w:left w:w="100" w:type="dxa"/>
+              <w:right w:w="100" w:type="dxa"/>
+            </w:tcMar>
+          </w:tcPr>
+          <w:p>
+            <w:pPr>
+              <w:spacing w:after="40" w:line="288" w:lineRule="auto"/>
+              <w:jc w:val="left"/>
+            </w:pPr>
+            <w:r>
+              <w:rPr>
+                <w:rFonts w:ascii="Times New Roman" w:hAnsi="Times New Roman"/>
+                <w:sz w:val="21"/>
+              </w:rPr>
+              <w:t>Tin nhắn được chuyển phát thời gian thực &lt;100ms và lưu bền vững vào CSDL.</w:t>
+            </w:r>
+          </w:p>
+        </w:tc>
+      </w:tr>
+    </w:tbl>
+    <w:p>
+      <w:pPr>
+        <w:spacing w:after="80"/>
+      </w:pPr>
+    </w:p>
+    <w:p>
+      <w:pPr>
+        <w:keepNext/>
+        <w:spacing w:before="160" w:after="40"/>
+        <w:jc w:val="center"/>
+      </w:pPr>
+      <w:r>
+        <w:drawing>
+          <wp:inline xmlns:a="http://schemas.openxmlformats.org/drawingml/2006/main" xmlns:pic="http://schemas.openxmlformats.org/drawingml/2006/picture">
+            <wp:extent cx="5120640" cy="2380544"/>
+            <wp:docPr id="4" name="Picture 4"/>
+            <wp:cNvGraphicFramePr>
+              <a:graphicFrameLocks noChangeAspect="1"/>
+            </wp:cNvGraphicFramePr>
+            <a:graphic>
+              <a:graphicData uri="http://schemas.openxmlformats.org/drawingml/2006/picture">
+                <pic:pic>
+                  <pic:nvPicPr>
+                    <pic:cNvPr id="0" name="hinh_4_4_sequence_send_message.png"/>
+                    <pic:cNvPicPr/>
+                  </pic:nvPicPr>
+                  <pic:blipFill>
+                    <a:blip r:embed="rId12"/>
+                    <a:stretch>
+                      <a:fillRect/>
+                    </a:stretch>
+                  </pic:blipFill>
+                  <pic:spPr>
+                    <a:xfrm>
+                      <a:off x="0" y="0"/>
+                      <a:ext cx="5120640" cy="2380544"/>
+                    </a:xfrm>
+                    <a:prstGeom prst="rect"/>
+                  </pic:spPr>
+                </pic:pic>
+              </a:graphicData>
+            </a:graphic>
+          </wp:inline>
+        </w:drawing>
+      </w:r>
+    </w:p>
+    <w:p>
+      <w:pPr>
+        <w:spacing w:after="160"/>
+        <w:jc w:val="center"/>
+      </w:pPr>
+      <w:r>
+        <w:rPr>
+          <w:rFonts w:ascii="Times New Roman" w:hAnsi="Times New Roman"/>
+          <w:b/>
+          <w:i/>
+          <w:color w:val="1F2937"/>
+          <w:sz w:val="22"/>
+        </w:rPr>
+        <w:t>Hình 4.4: Biểu đồ tuần tự (Sequence Diagram) - Gửi nhận tin nhắn thời gian thực</w:t>
+      </w:r>
+    </w:p>
+    <w:p>
+      <w:pPr>
+        <w:spacing w:line="312" w:lineRule="auto" w:after="80"/>
+        <w:jc w:val="both"/>
+      </w:pPr>
+      <w:r>
+        <w:rPr>
+          <w:rFonts w:ascii="Times New Roman" w:hAnsi="Times New Roman"/>
+          <w:i/>
+          <w:sz w:val="24"/>
+        </w:rPr>
+        <w:t>Bảng 4.3: Đặc tả Use Case UC08 - Thực hiện Cuộc gọi Thoại / Video thời gian thực qua Kênh 2</w:t>
+      </w:r>
+    </w:p>
+    <w:tbl>
+      <w:tblPr>
+        <w:tblW w:type="auto" w:w="0"/>
+        <w:jc w:val="center"/>
+        <w:tblLook w:firstColumn="1" w:firstRow="1" w:lastColumn="0" w:lastRow="0" w:noHBand="0" w:noVBand="1" w:val="04A0"/>
+        <w:tblBorders>
+          <w:top w:val="single" w:sz="4" w:space="0" w:color="94A3B8"/>
+          <w:bottom w:val="single" w:sz="4" w:space="0" w:color="94A3B8"/>
+          <w:left w:val="single" w:sz="4" w:space="0" w:color="94A3B8"/>
+          <w:right w:val="single" w:sz="4" w:space="0" w:color="94A3B8"/>
+          <w:insideH w:val="single" w:sz="4" w:space="0" w:color="94A3B8"/>
+          <w:insideV w:val="single" w:sz="4" w:space="0" w:color="94A3B8"/>
+        </w:tblBorders>
+      </w:tblPr>
+      <w:tblGrid>
+        <w:gridCol w:w="4701"/>
+        <w:gridCol w:w="4701"/>
+      </w:tblGrid>
+      <w:tr>
+        <w:tc>
+          <w:tcPr>
+            <w:tcW w:type="dxa" w:w="2880"/>
+            <w:shd w:fill="E2E8F0"/>
+            <w:tcMar>
+              <w:top w:w="80" w:type="dxa"/>
+              <w:bottom w:w="80" w:type="dxa"/>
+              <w:left w:w="100" w:type="dxa"/>
+              <w:right w:w="100" w:type="dxa"/>
+            </w:tcMar>
+          </w:tcPr>
+          <w:p>
+            <w:pPr>
+              <w:spacing w:after="40"/>
+              <w:jc w:val="center"/>
+            </w:pPr>
+            <w:r>
+              <w:rPr>
+                <w:rFonts w:ascii="Times New Roman" w:hAnsi="Times New Roman"/>
+                <w:b/>
+                <w:sz w:val="22"/>
+              </w:rPr>
+              <w:t>Thuộc tính</w:t>
+            </w:r>
+          </w:p>
+        </w:tc>
+        <w:tc>
+          <w:tcPr>
+            <w:tcW w:type="dxa" w:w="7488"/>
+            <w:shd w:fill="E2E8F0"/>
+            <w:tcMar>
+              <w:top w:w="80" w:type="dxa"/>
+              <w:bottom w:w="80" w:type="dxa"/>
+              <w:left w:w="100" w:type="dxa"/>
+              <w:right w:w="100" w:type="dxa"/>
+            </w:tcMar>
+          </w:tcPr>
+          <w:p>
+            <w:pPr>
+              <w:spacing w:after="40"/>
+              <w:jc w:val="center"/>
+            </w:pPr>
+            <w:r>
+              <w:rPr>
+                <w:rFonts w:ascii="Times New Roman" w:hAnsi="Times New Roman"/>
+                <w:b/>
+                <w:sz w:val="22"/>
+              </w:rPr>
+              <w:t>Nội dung đặc tả chi tiết</w:t>
+            </w:r>
+          </w:p>
+        </w:tc>
+      </w:tr>
+      <w:tr>
+        <w:tc>
+          <w:tcPr>
+            <w:tcW w:type="dxa" w:w="2880"/>
+            <w:shd w:fill="FFFFFF"/>
+            <w:tcMar>
+              <w:top w:w="60" w:type="dxa"/>
+              <w:bottom w:w="60" w:type="dxa"/>
+              <w:left w:w="100" w:type="dxa"/>
+              <w:right w:w="100" w:type="dxa"/>
+            </w:tcMar>
+          </w:tcPr>
+          <w:p>
+            <w:pPr>
+              <w:spacing w:after="40" w:line="288" w:lineRule="auto"/>
+              <w:jc w:val="center"/>
+            </w:pPr>
+            <w:r>
+              <w:rPr>
+                <w:rFonts w:ascii="Times New Roman" w:hAnsi="Times New Roman"/>
+                <w:sz w:val="21"/>
+              </w:rPr>
+              <w:t>Mã &amp; Tên Use Case</w:t>
+            </w:r>
+          </w:p>
+        </w:tc>
+        <w:tc>
+          <w:tcPr>
+            <w:tcW w:type="dxa" w:w="7488"/>
+            <w:shd w:fill="FFFFFF"/>
+            <w:tcMar>
+              <w:top w:w="60" w:type="dxa"/>
+              <w:bottom w:w="60" w:type="dxa"/>
+              <w:left w:w="100" w:type="dxa"/>
+              <w:right w:w="100" w:type="dxa"/>
+            </w:tcMar>
+          </w:tcPr>
+          <w:p>
+            <w:pPr>
+              <w:spacing w:after="40" w:line="288" w:lineRule="auto"/>
+              <w:jc w:val="left"/>
+            </w:pPr>
+            <w:r>
+              <w:rPr>
+                <w:rFonts w:ascii="Times New Roman" w:hAnsi="Times New Roman"/>
+                <w:sz w:val="21"/>
+              </w:rPr>
+              <w:t>UC08 - Thực hiện Cuộc gọi Thoại / Video thời gian thực qua Kênh 2</w:t>
             </w:r>
           </w:p>
         </w:tc>
@@ -1516,6 +2070,63 @@
     <w:p>
       <w:pPr>
         <w:keepNext/>
+        <w:spacing w:before="160" w:after="40"/>
+        <w:jc w:val="center"/>
+      </w:pPr>
+      <w:r>
+        <w:drawing>
+          <wp:inline xmlns:a="http://schemas.openxmlformats.org/drawingml/2006/main" xmlns:pic="http://schemas.openxmlformats.org/drawingml/2006/picture">
+            <wp:extent cx="5120640" cy="2960831"/>
+            <wp:docPr id="5" name="Picture 5"/>
+            <wp:cNvGraphicFramePr>
+              <a:graphicFrameLocks noChangeAspect="1"/>
+            </wp:cNvGraphicFramePr>
+            <a:graphic>
+              <a:graphicData uri="http://schemas.openxmlformats.org/drawingml/2006/picture">
+                <pic:pic>
+                  <pic:nvPicPr>
+                    <pic:cNvPr id="0" name="hinh_4_5_sequence_video_call.png"/>
+                    <pic:cNvPicPr/>
+                  </pic:nvPicPr>
+                  <pic:blipFill>
+                    <a:blip r:embed="rId13"/>
+                    <a:stretch>
+                      <a:fillRect/>
+                    </a:stretch>
+                  </pic:blipFill>
+                  <pic:spPr>
+                    <a:xfrm>
+                      <a:off x="0" y="0"/>
+                      <a:ext cx="5120640" cy="2960831"/>
+                    </a:xfrm>
+                    <a:prstGeom prst="rect"/>
+                  </pic:spPr>
+                </pic:pic>
+              </a:graphicData>
+            </a:graphic>
+          </wp:inline>
+        </w:drawing>
+      </w:r>
+    </w:p>
+    <w:p>
+      <w:pPr>
+        <w:spacing w:after="160"/>
+        <w:jc w:val="center"/>
+      </w:pPr>
+      <w:r>
+        <w:rPr>
+          <w:rFonts w:ascii="Times New Roman" w:hAnsi="Times New Roman"/>
+          <w:b/>
+          <w:i/>
+          <w:color w:val="1F2937"/>
+          <w:sz w:val="22"/>
+        </w:rPr>
+        <w:t>Hình 4.5: Biểu đồ tuần tự (Sequence Diagram) - Thiết lập và truyền phát cuộc gọi Video</w:t>
+      </w:r>
+    </w:p>
+    <w:p>
+      <w:pPr>
+        <w:keepNext/>
         <w:spacing w:before="160" w:after="60"/>
       </w:pPr>
       <w:r>
@@ -1541,7 +2152,7 @@
           <w:color w:val="334155"/>
           <w:sz w:val="24"/>
         </w:rPr>
-        <w:t>4.2.1. Thiết kế kiến trúc tổng thể 3 tầng (3-Tier Architecture)</w:t>
+        <w:t>4.2.1. Biểu đồ lớp phân tích (Class Diagram)</w:t>
       </w:r>
     </w:p>
     <w:p>
@@ -1554,73 +2165,64 @@
           <w:rFonts w:ascii="Times New Roman" w:hAnsi="Times New Roman"/>
           <w:sz w:val="24"/>
         </w:rPr>
-        <w:t>Hệ thống tuân thủ kiến trúc phân tầng chuẩn mực trong công nghệ phần mềm:</w:t>
+        <w:t>Mô hình cấu trúc hướng đối tượng của hệ thống bao gồm các lớp thực thể đại diện cho Người dùng, Cuộc trò chuyện, Thành viên, Tin nhắn, Cảm xúc phản hồi và Tệp tin đính kèm:</w:t>
       </w:r>
     </w:p>
     <w:p>
       <w:pPr>
-        <w:pStyle w:val="ListBullet"/>
-        <w:spacing w:after="40" w:line="300" w:lineRule="auto"/>
-        <w:jc w:val="both"/>
+        <w:keepNext/>
+        <w:spacing w:before="160" w:after="40"/>
+        <w:jc w:val="center"/>
+      </w:pPr>
+      <w:r>
+        <w:drawing>
+          <wp:inline xmlns:a="http://schemas.openxmlformats.org/drawingml/2006/main" xmlns:pic="http://schemas.openxmlformats.org/drawingml/2006/picture">
+            <wp:extent cx="5120640" cy="3196714"/>
+            <wp:docPr id="6" name="Picture 6"/>
+            <wp:cNvGraphicFramePr>
+              <a:graphicFrameLocks noChangeAspect="1"/>
+            </wp:cNvGraphicFramePr>
+            <a:graphic>
+              <a:graphicData uri="http://schemas.openxmlformats.org/drawingml/2006/picture">
+                <pic:pic>
+                  <pic:nvPicPr>
+                    <pic:cNvPr id="0" name="hinh_4_6_class_diagram.png"/>
+                    <pic:cNvPicPr/>
+                  </pic:nvPicPr>
+                  <pic:blipFill>
+                    <a:blip r:embed="rId14"/>
+                    <a:stretch>
+                      <a:fillRect/>
+                    </a:stretch>
+                  </pic:blipFill>
+                  <pic:spPr>
+                    <a:xfrm>
+                      <a:off x="0" y="0"/>
+                      <a:ext cx="5120640" cy="3196714"/>
+                    </a:xfrm>
+                    <a:prstGeom prst="rect"/>
+                  </pic:spPr>
+                </pic:pic>
+              </a:graphicData>
+            </a:graphic>
+          </wp:inline>
+        </w:drawing>
+      </w:r>
+    </w:p>
+    <w:p>
+      <w:pPr>
+        <w:spacing w:after="160"/>
+        <w:jc w:val="center"/>
       </w:pPr>
       <w:r>
         <w:rPr>
           <w:rFonts w:ascii="Times New Roman" w:hAnsi="Times New Roman"/>
           <w:b/>
-          <w:sz w:val="24"/>
+          <w:i/>
+          <w:color w:val="1F2937"/>
+          <w:sz w:val="22"/>
         </w:rPr>
-        <w:t xml:space="preserve">• Tầng 1 - Giao diện &amp; Thể hiện (Presentation Layer): </w:t>
-      </w:r>
-      <w:r>
-        <w:rPr>
-          <w:rFonts w:ascii="Times New Roman" w:hAnsi="Times New Roman"/>
-          <w:sz w:val="24"/>
-        </w:rPr>
-        <w:t>Giao diện React 18, TailwindCSS, chạy trong môi trường Electron Chromium. Quản lý tương tác, hiển thị tin nhắn, điều khiển luồng âm thanh micro và webcam.</w:t>
-      </w:r>
-    </w:p>
-    <w:p>
-      <w:pPr>
-        <w:pStyle w:val="ListBullet"/>
-        <w:spacing w:after="40" w:line="300" w:lineRule="auto"/>
-        <w:jc w:val="both"/>
-      </w:pPr>
-      <w:r>
-        <w:rPr>
-          <w:rFonts w:ascii="Times New Roman" w:hAnsi="Times New Roman"/>
-          <w:b/>
-          <w:sz w:val="24"/>
-        </w:rPr>
-        <w:t xml:space="preserve">• Tầng 2 - Logic Nghiệp vụ &amp; Cầu nối Mạng (Business &amp; Socket Bridge Layer): </w:t>
-      </w:r>
-      <w:r>
-        <w:rPr>
-          <w:rFonts w:ascii="Times New Roman" w:hAnsi="Times New Roman"/>
-          <w:sz w:val="24"/>
-        </w:rPr>
-        <w:t>Module `python_bridge.ts` (Client) và Máy chủ đa luồng `server.py` (Server). Quản lý 2 Kênh Socket vật lý (Data Channel &amp; Media Channel), điều phối gói tin và thực thi nghiệp vụ.</w:t>
-      </w:r>
-    </w:p>
-    <w:p>
-      <w:pPr>
-        <w:pStyle w:val="ListBullet"/>
-        <w:spacing w:after="40" w:line="300" w:lineRule="auto"/>
-        <w:jc w:val="both"/>
-      </w:pPr>
-      <w:r>
-        <w:rPr>
-          <w:rFonts w:ascii="Times New Roman" w:hAnsi="Times New Roman"/>
-          <w:b/>
-          <w:sz w:val="24"/>
-        </w:rPr>
-        <w:t xml:space="preserve">• Tầng 3 - Lưu trữ Dữ liệu (Persistence Layer): </w:t>
-      </w:r>
-      <w:r>
-        <w:rPr>
-          <w:rFonts w:ascii="Times New Roman" w:hAnsi="Times New Roman"/>
-          <w:sz w:val="24"/>
-        </w:rPr>
-        <w:t>Cơ sở dữ liệu SQLite cấu hình chế độ WAL (`chat_database.db`) và kho lưu trữ tệp tin nguyên bản (`uploads/`).</w:t>
+        <w:t>Hình 4.6: Biểu đồ lớp phân tích (UML Class Diagram) của hệ thống</w:t>
       </w:r>
     </w:p>
     <w:p>
@@ -1636,7 +2238,7 @@
           <w:color w:val="334155"/>
           <w:sz w:val="24"/>
         </w:rPr>
-        <w:t>4.2.2. Thiết kế Cơ sở dữ liệu chi tiết (Database Schema chuẩn 3NF)</w:t>
+        <w:t>4.2.2. Thiết kế Cơ sở dữ liệu chi tiết (ERD và Schema chuẩn 3NF)</w:t>
       </w:r>
     </w:p>
     <w:p>
@@ -1649,7 +2251,64 @@
           <w:rFonts w:ascii="Times New Roman" w:hAnsi="Times New Roman"/>
           <w:sz w:val="24"/>
         </w:rPr>
-        <w:t>Cơ sở dữ liệu gồm 7 bảng quan hệ được thiết kế chuẩn mực:</w:t>
+        <w:t>Cơ sở dữ liệu gồm 6 bảng quan hệ cốt lõi được thiết kế đạt chuẩn hóa 3NF, loại bỏ hoàn toàn dư thừa dữ liệu và đảm bảo toàn vẹn tham chiếu:</w:t>
+      </w:r>
+    </w:p>
+    <w:p>
+      <w:pPr>
+        <w:keepNext/>
+        <w:spacing w:before="160" w:after="40"/>
+        <w:jc w:val="center"/>
+      </w:pPr>
+      <w:r>
+        <w:drawing>
+          <wp:inline xmlns:a="http://schemas.openxmlformats.org/drawingml/2006/main" xmlns:pic="http://schemas.openxmlformats.org/drawingml/2006/picture">
+            <wp:extent cx="5120640" cy="3196714"/>
+            <wp:docPr id="7" name="Picture 7"/>
+            <wp:cNvGraphicFramePr>
+              <a:graphicFrameLocks noChangeAspect="1"/>
+            </wp:cNvGraphicFramePr>
+            <a:graphic>
+              <a:graphicData uri="http://schemas.openxmlformats.org/drawingml/2006/picture">
+                <pic:pic>
+                  <pic:nvPicPr>
+                    <pic:cNvPr id="0" name="hinh_4_7_erd_database.png"/>
+                    <pic:cNvPicPr/>
+                  </pic:nvPicPr>
+                  <pic:blipFill>
+                    <a:blip r:embed="rId15"/>
+                    <a:stretch>
+                      <a:fillRect/>
+                    </a:stretch>
+                  </pic:blipFill>
+                  <pic:spPr>
+                    <a:xfrm>
+                      <a:off x="0" y="0"/>
+                      <a:ext cx="5120640" cy="3196714"/>
+                    </a:xfrm>
+                    <a:prstGeom prst="rect"/>
+                  </pic:spPr>
+                </pic:pic>
+              </a:graphicData>
+            </a:graphic>
+          </wp:inline>
+        </w:drawing>
+      </w:r>
+    </w:p>
+    <w:p>
+      <w:pPr>
+        <w:spacing w:after="160"/>
+        <w:jc w:val="center"/>
+      </w:pPr>
+      <w:r>
+        <w:rPr>
+          <w:rFonts w:ascii="Times New Roman" w:hAnsi="Times New Roman"/>
+          <w:b/>
+          <w:i/>
+          <w:color w:val="1F2937"/>
+          <w:sz w:val="22"/>
+        </w:rPr>
+        <w:t>Hình 4.7: Mô hình thực thể quan hệ (ERD - 6 bảng chuẩn 3NF) cơ sở dữ liệu</w:t>
       </w:r>
     </w:p>
     <w:p>
@@ -1663,7 +2322,7 @@
           <w:i/>
           <w:sz w:val="24"/>
         </w:rPr>
-        <w:t>Bảng 4.3: Cấu trúc bảng Người dùng (users)</w:t>
+        <w:t>Bảng 4.4: Cấu trúc bảng Người dùng (users)</w:t>
       </w:r>
     </w:p>
     <w:tbl>
@@ -2724,7 +3383,7 @@
                 <w:rFonts w:ascii="Times New Roman" w:hAnsi="Times New Roman"/>
                 <w:sz w:val="21"/>
               </w:rPr>
-              <w:t>is_online</w:t>
+              <w:t>pin_code</w:t>
             </w:r>
           </w:p>
         </w:tc>
@@ -2749,7 +3408,7 @@
                 <w:rFonts w:ascii="Times New Roman" w:hAnsi="Times New Roman"/>
                 <w:sz w:val="21"/>
               </w:rPr>
-              <w:t>INTEGER</w:t>
+              <w:t>TEXT</w:t>
             </w:r>
           </w:p>
         </w:tc>
@@ -2798,7 +3457,7 @@
                 <w:rFonts w:ascii="Times New Roman" w:hAnsi="Times New Roman"/>
                 <w:sz w:val="21"/>
               </w:rPr>
-              <w:t>DEFAULT 0</w:t>
+              <w:t>NULL</w:t>
             </w:r>
           </w:p>
         </w:tc>
@@ -2823,7 +3482,7 @@
                 <w:rFonts w:ascii="Times New Roman" w:hAnsi="Times New Roman"/>
                 <w:sz w:val="21"/>
               </w:rPr>
-              <w:t>Trạng thái trực tuyến (1: Online, 0: Offline)</w:t>
+              <w:t>Mã PIN 4 số bảo mật khóa màn hình</w:t>
             </w:r>
           </w:p>
         </w:tc>
@@ -2850,7 +3509,7 @@
                 <w:rFonts w:ascii="Times New Roman" w:hAnsi="Times New Roman"/>
                 <w:sz w:val="21"/>
               </w:rPr>
-              <w:t>last_seen</w:t>
+              <w:t>is_online</w:t>
             </w:r>
           </w:p>
         </w:tc>
@@ -2875,7 +3534,7 @@
                 <w:rFonts w:ascii="Times New Roman" w:hAnsi="Times New Roman"/>
                 <w:sz w:val="21"/>
               </w:rPr>
-              <w:t>TIMESTAMP</w:t>
+              <w:t>INTEGER</w:t>
             </w:r>
           </w:p>
         </w:tc>
@@ -2917,14 +3576,14 @@
           <w:p>
             <w:pPr>
               <w:spacing w:after="40" w:line="288" w:lineRule="auto"/>
-              <w:jc w:val="left"/>
+              <w:jc w:val="center"/>
             </w:pPr>
             <w:r>
               <w:rPr>
                 <w:rFonts w:ascii="Times New Roman" w:hAnsi="Times New Roman"/>
                 <w:sz w:val="21"/>
               </w:rPr>
-              <w:t>DEFAULT CURRENT_TIMESTAMP</w:t>
+              <w:t>DEFAULT 0</w:t>
             </w:r>
           </w:p>
         </w:tc>
@@ -2949,7 +3608,7 @@
                 <w:rFonts w:ascii="Times New Roman" w:hAnsi="Times New Roman"/>
                 <w:sz w:val="21"/>
               </w:rPr>
-              <w:t>Thời điểm hoạt động gần nhất</w:t>
+              <w:t>Trạng thái trực tuyến (1: Online, 0: Offline)</w:t>
             </w:r>
           </w:p>
         </w:tc>
@@ -3097,7 +3756,7 @@
           <w:i/>
           <w:sz w:val="24"/>
         </w:rPr>
-        <w:t>Bảng 4.4: Cấu trúc bảng Cuộc hội thoại (conversations)</w:t>
+        <w:t>Bảng 4.5: Cấu trúc bảng Cuộc hội thoại (conversations)</w:t>
       </w:r>
     </w:p>
     <w:tbl>
@@ -3902,7 +4561,7 @@
           <w:i/>
           <w:sz w:val="24"/>
         </w:rPr>
-        <w:t>Bảng 4.5: Cấu trúc bảng Tin nhắn (messages) - Đã mở rộng tính năng cao cấp</w:t>
+        <w:t>Bảng 4.6: Cấu trúc bảng Tin nhắn (messages) - Đã mở rộng tính năng cao cấp</w:t>
       </w:r>
     </w:p>
     <w:tbl>
@@ -5457,1869 +6116,6 @@
     </w:p>
     <w:p>
       <w:pPr>
-        <w:spacing w:line="312" w:lineRule="auto" w:after="80"/>
-        <w:jc w:val="both"/>
-      </w:pPr>
-      <w:r>
-        <w:rPr>
-          <w:rFonts w:ascii="Times New Roman" w:hAnsi="Times New Roman"/>
-          <w:i/>
-          <w:sz w:val="24"/>
-        </w:rPr>
-        <w:t>Bảng 4.6: Cấu trúc bảng Tệp tin đính kèm (files)</w:t>
-      </w:r>
-    </w:p>
-    <w:tbl>
-      <w:tblPr>
-        <w:tblW w:type="auto" w:w="0"/>
-        <w:jc w:val="center"/>
-        <w:tblLook w:firstColumn="1" w:firstRow="1" w:lastColumn="0" w:lastRow="0" w:noHBand="0" w:noVBand="1" w:val="04A0"/>
-        <w:tblBorders>
-          <w:top w:val="single" w:sz="4" w:space="0" w:color="94A3B8"/>
-          <w:bottom w:val="single" w:sz="4" w:space="0" w:color="94A3B8"/>
-          <w:left w:val="single" w:sz="4" w:space="0" w:color="94A3B8"/>
-          <w:right w:val="single" w:sz="4" w:space="0" w:color="94A3B8"/>
-          <w:insideH w:val="single" w:sz="4" w:space="0" w:color="94A3B8"/>
-          <w:insideV w:val="single" w:sz="4" w:space="0" w:color="94A3B8"/>
-        </w:tblBorders>
-      </w:tblPr>
-      <w:tblGrid>
-        <w:gridCol w:w="1881"/>
-        <w:gridCol w:w="1881"/>
-        <w:gridCol w:w="1881"/>
-        <w:gridCol w:w="1881"/>
-        <w:gridCol w:w="1881"/>
-      </w:tblGrid>
-      <w:tr>
-        <w:tc>
-          <w:tcPr>
-            <w:tcW w:type="dxa" w:w="1584"/>
-            <w:shd w:fill="E2E8F0"/>
-            <w:tcMar>
-              <w:top w:w="80" w:type="dxa"/>
-              <w:bottom w:w="80" w:type="dxa"/>
-              <w:left w:w="100" w:type="dxa"/>
-              <w:right w:w="100" w:type="dxa"/>
-            </w:tcMar>
-          </w:tcPr>
-          <w:p>
-            <w:pPr>
-              <w:spacing w:after="40"/>
-              <w:jc w:val="center"/>
-            </w:pPr>
-            <w:r>
-              <w:rPr>
-                <w:rFonts w:ascii="Times New Roman" w:hAnsi="Times New Roman"/>
-                <w:b/>
-                <w:sz w:val="22"/>
-              </w:rPr>
-              <w:t>Tên trường</w:t>
-            </w:r>
-          </w:p>
-        </w:tc>
-        <w:tc>
-          <w:tcPr>
-            <w:tcW w:type="dxa" w:w="1584"/>
-            <w:shd w:fill="E2E8F0"/>
-            <w:tcMar>
-              <w:top w:w="80" w:type="dxa"/>
-              <w:bottom w:w="80" w:type="dxa"/>
-              <w:left w:w="100" w:type="dxa"/>
-              <w:right w:w="100" w:type="dxa"/>
-            </w:tcMar>
-          </w:tcPr>
-          <w:p>
-            <w:pPr>
-              <w:spacing w:after="40"/>
-              <w:jc w:val="center"/>
-            </w:pPr>
-            <w:r>
-              <w:rPr>
-                <w:rFonts w:ascii="Times New Roman" w:hAnsi="Times New Roman"/>
-                <w:b/>
-                <w:sz w:val="22"/>
-              </w:rPr>
-              <w:t>Kiểu dữ liệu</w:t>
-            </w:r>
-          </w:p>
-        </w:tc>
-        <w:tc>
-          <w:tcPr>
-            <w:tcW w:type="dxa" w:w="864"/>
-            <w:shd w:fill="E2E8F0"/>
-            <w:tcMar>
-              <w:top w:w="80" w:type="dxa"/>
-              <w:bottom w:w="80" w:type="dxa"/>
-              <w:left w:w="100" w:type="dxa"/>
-              <w:right w:w="100" w:type="dxa"/>
-            </w:tcMar>
-          </w:tcPr>
-          <w:p>
-            <w:pPr>
-              <w:spacing w:after="40"/>
-              <w:jc w:val="center"/>
-            </w:pPr>
-            <w:r>
-              <w:rPr>
-                <w:rFonts w:ascii="Times New Roman" w:hAnsi="Times New Roman"/>
-                <w:b/>
-                <w:sz w:val="22"/>
-              </w:rPr>
-              <w:t>Khóa</w:t>
-            </w:r>
-          </w:p>
-        </w:tc>
-        <w:tc>
-          <w:tcPr>
-            <w:tcW w:type="dxa" w:w="2592"/>
-            <w:shd w:fill="E2E8F0"/>
-            <w:tcMar>
-              <w:top w:w="80" w:type="dxa"/>
-              <w:bottom w:w="80" w:type="dxa"/>
-              <w:left w:w="100" w:type="dxa"/>
-              <w:right w:w="100" w:type="dxa"/>
-            </w:tcMar>
-          </w:tcPr>
-          <w:p>
-            <w:pPr>
-              <w:spacing w:after="40"/>
-              <w:jc w:val="center"/>
-            </w:pPr>
-            <w:r>
-              <w:rPr>
-                <w:rFonts w:ascii="Times New Roman" w:hAnsi="Times New Roman"/>
-                <w:b/>
-                <w:sz w:val="22"/>
-              </w:rPr>
-              <w:t>Ràng buộc</w:t>
-            </w:r>
-          </w:p>
-        </w:tc>
-        <w:tc>
-          <w:tcPr>
-            <w:tcW w:type="dxa" w:w="3744"/>
-            <w:shd w:fill="E2E8F0"/>
-            <w:tcMar>
-              <w:top w:w="80" w:type="dxa"/>
-              <w:bottom w:w="80" w:type="dxa"/>
-              <w:left w:w="100" w:type="dxa"/>
-              <w:right w:w="100" w:type="dxa"/>
-            </w:tcMar>
-          </w:tcPr>
-          <w:p>
-            <w:pPr>
-              <w:spacing w:after="40"/>
-              <w:jc w:val="center"/>
-            </w:pPr>
-            <w:r>
-              <w:rPr>
-                <w:rFonts w:ascii="Times New Roman" w:hAnsi="Times New Roman"/>
-                <w:b/>
-                <w:sz w:val="22"/>
-              </w:rPr>
-              <w:t>Diễn giải ý nghĩa</w:t>
-            </w:r>
-          </w:p>
-        </w:tc>
-      </w:tr>
-      <w:tr>
-        <w:tc>
-          <w:tcPr>
-            <w:tcW w:type="dxa" w:w="1584"/>
-            <w:shd w:fill="FFFFFF"/>
-            <w:tcMar>
-              <w:top w:w="60" w:type="dxa"/>
-              <w:bottom w:w="60" w:type="dxa"/>
-              <w:left w:w="100" w:type="dxa"/>
-              <w:right w:w="100" w:type="dxa"/>
-            </w:tcMar>
-          </w:tcPr>
-          <w:p>
-            <w:pPr>
-              <w:spacing w:after="40" w:line="288" w:lineRule="auto"/>
-              <w:jc w:val="center"/>
-            </w:pPr>
-            <w:r>
-              <w:rPr>
-                <w:rFonts w:ascii="Times New Roman" w:hAnsi="Times New Roman"/>
-                <w:sz w:val="21"/>
-              </w:rPr>
-              <w:t>id</w:t>
-            </w:r>
-          </w:p>
-        </w:tc>
-        <w:tc>
-          <w:tcPr>
-            <w:tcW w:type="dxa" w:w="1584"/>
-            <w:shd w:fill="FFFFFF"/>
-            <w:tcMar>
-              <w:top w:w="60" w:type="dxa"/>
-              <w:bottom w:w="60" w:type="dxa"/>
-              <w:left w:w="100" w:type="dxa"/>
-              <w:right w:w="100" w:type="dxa"/>
-            </w:tcMar>
-          </w:tcPr>
-          <w:p>
-            <w:pPr>
-              <w:spacing w:after="40" w:line="288" w:lineRule="auto"/>
-              <w:jc w:val="center"/>
-            </w:pPr>
-            <w:r>
-              <w:rPr>
-                <w:rFonts w:ascii="Times New Roman" w:hAnsi="Times New Roman"/>
-                <w:sz w:val="21"/>
-              </w:rPr>
-              <w:t>INTEGER</w:t>
-            </w:r>
-          </w:p>
-        </w:tc>
-        <w:tc>
-          <w:tcPr>
-            <w:tcW w:type="dxa" w:w="864"/>
-            <w:shd w:fill="FFFFFF"/>
-            <w:tcMar>
-              <w:top w:w="60" w:type="dxa"/>
-              <w:bottom w:w="60" w:type="dxa"/>
-              <w:left w:w="100" w:type="dxa"/>
-              <w:right w:w="100" w:type="dxa"/>
-            </w:tcMar>
-          </w:tcPr>
-          <w:p>
-            <w:pPr>
-              <w:spacing w:after="40" w:line="288" w:lineRule="auto"/>
-              <w:jc w:val="center"/>
-            </w:pPr>
-            <w:r>
-              <w:rPr>
-                <w:rFonts w:ascii="Times New Roman" w:hAnsi="Times New Roman"/>
-                <w:sz w:val="21"/>
-              </w:rPr>
-              <w:t>PK</w:t>
-            </w:r>
-          </w:p>
-        </w:tc>
-        <w:tc>
-          <w:tcPr>
-            <w:tcW w:type="dxa" w:w="2592"/>
-            <w:shd w:fill="FFFFFF"/>
-            <w:tcMar>
-              <w:top w:w="60" w:type="dxa"/>
-              <w:bottom w:w="60" w:type="dxa"/>
-              <w:left w:w="100" w:type="dxa"/>
-              <w:right w:w="100" w:type="dxa"/>
-            </w:tcMar>
-          </w:tcPr>
-          <w:p>
-            <w:pPr>
-              <w:spacing w:after="40" w:line="288" w:lineRule="auto"/>
-              <w:jc w:val="center"/>
-            </w:pPr>
-            <w:r>
-              <w:rPr>
-                <w:rFonts w:ascii="Times New Roman" w:hAnsi="Times New Roman"/>
-                <w:sz w:val="21"/>
-              </w:rPr>
-              <w:t>AUTOINCREMENT</w:t>
-            </w:r>
-          </w:p>
-        </w:tc>
-        <w:tc>
-          <w:tcPr>
-            <w:tcW w:type="dxa" w:w="3744"/>
-            <w:shd w:fill="FFFFFF"/>
-            <w:tcMar>
-              <w:top w:w="60" w:type="dxa"/>
-              <w:bottom w:w="60" w:type="dxa"/>
-              <w:left w:w="100" w:type="dxa"/>
-              <w:right w:w="100" w:type="dxa"/>
-            </w:tcMar>
-          </w:tcPr>
-          <w:p>
-            <w:pPr>
-              <w:spacing w:after="40" w:line="288" w:lineRule="auto"/>
-              <w:jc w:val="left"/>
-            </w:pPr>
-            <w:r>
-              <w:rPr>
-                <w:rFonts w:ascii="Times New Roman" w:hAnsi="Times New Roman"/>
-                <w:sz w:val="21"/>
-              </w:rPr>
-              <w:t>Mã định danh duy nhất của tệp tin</w:t>
-            </w:r>
-          </w:p>
-        </w:tc>
-      </w:tr>
-      <w:tr>
-        <w:tc>
-          <w:tcPr>
-            <w:tcW w:type="dxa" w:w="1584"/>
-            <w:shd w:fill="F8FAFC"/>
-            <w:tcMar>
-              <w:top w:w="60" w:type="dxa"/>
-              <w:bottom w:w="60" w:type="dxa"/>
-              <w:left w:w="100" w:type="dxa"/>
-              <w:right w:w="100" w:type="dxa"/>
-            </w:tcMar>
-          </w:tcPr>
-          <w:p>
-            <w:pPr>
-              <w:spacing w:after="40" w:line="288" w:lineRule="auto"/>
-              <w:jc w:val="center"/>
-            </w:pPr>
-            <w:r>
-              <w:rPr>
-                <w:rFonts w:ascii="Times New Roman" w:hAnsi="Times New Roman"/>
-                <w:sz w:val="21"/>
-              </w:rPr>
-              <w:t>original_name</w:t>
-            </w:r>
-          </w:p>
-        </w:tc>
-        <w:tc>
-          <w:tcPr>
-            <w:tcW w:type="dxa" w:w="1584"/>
-            <w:shd w:fill="F8FAFC"/>
-            <w:tcMar>
-              <w:top w:w="60" w:type="dxa"/>
-              <w:bottom w:w="60" w:type="dxa"/>
-              <w:left w:w="100" w:type="dxa"/>
-              <w:right w:w="100" w:type="dxa"/>
-            </w:tcMar>
-          </w:tcPr>
-          <w:p>
-            <w:pPr>
-              <w:spacing w:after="40" w:line="288" w:lineRule="auto"/>
-              <w:jc w:val="center"/>
-            </w:pPr>
-            <w:r>
-              <w:rPr>
-                <w:rFonts w:ascii="Times New Roman" w:hAnsi="Times New Roman"/>
-                <w:sz w:val="21"/>
-              </w:rPr>
-              <w:t>TEXT</w:t>
-            </w:r>
-          </w:p>
-        </w:tc>
-        <w:tc>
-          <w:tcPr>
-            <w:tcW w:type="dxa" w:w="864"/>
-            <w:shd w:fill="F8FAFC"/>
-            <w:tcMar>
-              <w:top w:w="60" w:type="dxa"/>
-              <w:bottom w:w="60" w:type="dxa"/>
-              <w:left w:w="100" w:type="dxa"/>
-              <w:right w:w="100" w:type="dxa"/>
-            </w:tcMar>
-          </w:tcPr>
-          <w:p>
-            <w:pPr>
-              <w:spacing w:after="40" w:line="288" w:lineRule="auto"/>
-              <w:jc w:val="center"/>
-            </w:pPr>
-            <w:r>
-              <w:rPr>
-                <w:rFonts w:ascii="Times New Roman" w:hAnsi="Times New Roman"/>
-                <w:sz w:val="21"/>
-              </w:rPr>
-            </w:r>
-          </w:p>
-        </w:tc>
-        <w:tc>
-          <w:tcPr>
-            <w:tcW w:type="dxa" w:w="2592"/>
-            <w:shd w:fill="F8FAFC"/>
-            <w:tcMar>
-              <w:top w:w="60" w:type="dxa"/>
-              <w:bottom w:w="60" w:type="dxa"/>
-              <w:left w:w="100" w:type="dxa"/>
-              <w:right w:w="100" w:type="dxa"/>
-            </w:tcMar>
-          </w:tcPr>
-          <w:p>
-            <w:pPr>
-              <w:spacing w:after="40" w:line="288" w:lineRule="auto"/>
-              <w:jc w:val="center"/>
-            </w:pPr>
-            <w:r>
-              <w:rPr>
-                <w:rFonts w:ascii="Times New Roman" w:hAnsi="Times New Roman"/>
-                <w:sz w:val="21"/>
-              </w:rPr>
-              <w:t>NOT NULL</w:t>
-            </w:r>
-          </w:p>
-        </w:tc>
-        <w:tc>
-          <w:tcPr>
-            <w:tcW w:type="dxa" w:w="3744"/>
-            <w:shd w:fill="F8FAFC"/>
-            <w:tcMar>
-              <w:top w:w="60" w:type="dxa"/>
-              <w:bottom w:w="60" w:type="dxa"/>
-              <w:left w:w="100" w:type="dxa"/>
-              <w:right w:w="100" w:type="dxa"/>
-            </w:tcMar>
-          </w:tcPr>
-          <w:p>
-            <w:pPr>
-              <w:spacing w:after="40" w:line="288" w:lineRule="auto"/>
-              <w:jc w:val="left"/>
-            </w:pPr>
-            <w:r>
-              <w:rPr>
-                <w:rFonts w:ascii="Times New Roman" w:hAnsi="Times New Roman"/>
-                <w:sz w:val="21"/>
-              </w:rPr>
-              <w:t>Tên gốc của file khi tải lên</w:t>
-            </w:r>
-          </w:p>
-        </w:tc>
-      </w:tr>
-      <w:tr>
-        <w:tc>
-          <w:tcPr>
-            <w:tcW w:type="dxa" w:w="1584"/>
-            <w:shd w:fill="FFFFFF"/>
-            <w:tcMar>
-              <w:top w:w="60" w:type="dxa"/>
-              <w:bottom w:w="60" w:type="dxa"/>
-              <w:left w:w="100" w:type="dxa"/>
-              <w:right w:w="100" w:type="dxa"/>
-            </w:tcMar>
-          </w:tcPr>
-          <w:p>
-            <w:pPr>
-              <w:spacing w:after="40" w:line="288" w:lineRule="auto"/>
-              <w:jc w:val="center"/>
-            </w:pPr>
-            <w:r>
-              <w:rPr>
-                <w:rFonts w:ascii="Times New Roman" w:hAnsi="Times New Roman"/>
-                <w:sz w:val="21"/>
-              </w:rPr>
-              <w:t>stored_path</w:t>
-            </w:r>
-          </w:p>
-        </w:tc>
-        <w:tc>
-          <w:tcPr>
-            <w:tcW w:type="dxa" w:w="1584"/>
-            <w:shd w:fill="FFFFFF"/>
-            <w:tcMar>
-              <w:top w:w="60" w:type="dxa"/>
-              <w:bottom w:w="60" w:type="dxa"/>
-              <w:left w:w="100" w:type="dxa"/>
-              <w:right w:w="100" w:type="dxa"/>
-            </w:tcMar>
-          </w:tcPr>
-          <w:p>
-            <w:pPr>
-              <w:spacing w:after="40" w:line="288" w:lineRule="auto"/>
-              <w:jc w:val="center"/>
-            </w:pPr>
-            <w:r>
-              <w:rPr>
-                <w:rFonts w:ascii="Times New Roman" w:hAnsi="Times New Roman"/>
-                <w:sz w:val="21"/>
-              </w:rPr>
-              <w:t>TEXT</w:t>
-            </w:r>
-          </w:p>
-        </w:tc>
-        <w:tc>
-          <w:tcPr>
-            <w:tcW w:type="dxa" w:w="864"/>
-            <w:shd w:fill="FFFFFF"/>
-            <w:tcMar>
-              <w:top w:w="60" w:type="dxa"/>
-              <w:bottom w:w="60" w:type="dxa"/>
-              <w:left w:w="100" w:type="dxa"/>
-              <w:right w:w="100" w:type="dxa"/>
-            </w:tcMar>
-          </w:tcPr>
-          <w:p>
-            <w:pPr>
-              <w:spacing w:after="40" w:line="288" w:lineRule="auto"/>
-              <w:jc w:val="center"/>
-            </w:pPr>
-            <w:r>
-              <w:rPr>
-                <w:rFonts w:ascii="Times New Roman" w:hAnsi="Times New Roman"/>
-                <w:sz w:val="21"/>
-              </w:rPr>
-            </w:r>
-          </w:p>
-        </w:tc>
-        <w:tc>
-          <w:tcPr>
-            <w:tcW w:type="dxa" w:w="2592"/>
-            <w:shd w:fill="FFFFFF"/>
-            <w:tcMar>
-              <w:top w:w="60" w:type="dxa"/>
-              <w:bottom w:w="60" w:type="dxa"/>
-              <w:left w:w="100" w:type="dxa"/>
-              <w:right w:w="100" w:type="dxa"/>
-            </w:tcMar>
-          </w:tcPr>
-          <w:p>
-            <w:pPr>
-              <w:spacing w:after="40" w:line="288" w:lineRule="auto"/>
-              <w:jc w:val="center"/>
-            </w:pPr>
-            <w:r>
-              <w:rPr>
-                <w:rFonts w:ascii="Times New Roman" w:hAnsi="Times New Roman"/>
-                <w:sz w:val="21"/>
-              </w:rPr>
-              <w:t>NOT NULL</w:t>
-            </w:r>
-          </w:p>
-        </w:tc>
-        <w:tc>
-          <w:tcPr>
-            <w:tcW w:type="dxa" w:w="3744"/>
-            <w:shd w:fill="FFFFFF"/>
-            <w:tcMar>
-              <w:top w:w="60" w:type="dxa"/>
-              <w:bottom w:w="60" w:type="dxa"/>
-              <w:left w:w="100" w:type="dxa"/>
-              <w:right w:w="100" w:type="dxa"/>
-            </w:tcMar>
-          </w:tcPr>
-          <w:p>
-            <w:pPr>
-              <w:spacing w:after="40" w:line="288" w:lineRule="auto"/>
-              <w:jc w:val="left"/>
-            </w:pPr>
-            <w:r>
-              <w:rPr>
-                <w:rFonts w:ascii="Times New Roman" w:hAnsi="Times New Roman"/>
-                <w:sz w:val="21"/>
-              </w:rPr>
-              <w:t>Tên file lưu trên đĩa (UUID + tên gốc)</w:t>
-            </w:r>
-          </w:p>
-        </w:tc>
-      </w:tr>
-      <w:tr>
-        <w:tc>
-          <w:tcPr>
-            <w:tcW w:type="dxa" w:w="1584"/>
-            <w:shd w:fill="F8FAFC"/>
-            <w:tcMar>
-              <w:top w:w="60" w:type="dxa"/>
-              <w:bottom w:w="60" w:type="dxa"/>
-              <w:left w:w="100" w:type="dxa"/>
-              <w:right w:w="100" w:type="dxa"/>
-            </w:tcMar>
-          </w:tcPr>
-          <w:p>
-            <w:pPr>
-              <w:spacing w:after="40" w:line="288" w:lineRule="auto"/>
-              <w:jc w:val="center"/>
-            </w:pPr>
-            <w:r>
-              <w:rPr>
-                <w:rFonts w:ascii="Times New Roman" w:hAnsi="Times New Roman"/>
-                <w:sz w:val="21"/>
-              </w:rPr>
-              <w:t>file_size</w:t>
-            </w:r>
-          </w:p>
-        </w:tc>
-        <w:tc>
-          <w:tcPr>
-            <w:tcW w:type="dxa" w:w="1584"/>
-            <w:shd w:fill="F8FAFC"/>
-            <w:tcMar>
-              <w:top w:w="60" w:type="dxa"/>
-              <w:bottom w:w="60" w:type="dxa"/>
-              <w:left w:w="100" w:type="dxa"/>
-              <w:right w:w="100" w:type="dxa"/>
-            </w:tcMar>
-          </w:tcPr>
-          <w:p>
-            <w:pPr>
-              <w:spacing w:after="40" w:line="288" w:lineRule="auto"/>
-              <w:jc w:val="center"/>
-            </w:pPr>
-            <w:r>
-              <w:rPr>
-                <w:rFonts w:ascii="Times New Roman" w:hAnsi="Times New Roman"/>
-                <w:sz w:val="21"/>
-              </w:rPr>
-              <w:t>INTEGER</w:t>
-            </w:r>
-          </w:p>
-        </w:tc>
-        <w:tc>
-          <w:tcPr>
-            <w:tcW w:type="dxa" w:w="864"/>
-            <w:shd w:fill="F8FAFC"/>
-            <w:tcMar>
-              <w:top w:w="60" w:type="dxa"/>
-              <w:bottom w:w="60" w:type="dxa"/>
-              <w:left w:w="100" w:type="dxa"/>
-              <w:right w:w="100" w:type="dxa"/>
-            </w:tcMar>
-          </w:tcPr>
-          <w:p>
-            <w:pPr>
-              <w:spacing w:after="40" w:line="288" w:lineRule="auto"/>
-              <w:jc w:val="center"/>
-            </w:pPr>
-            <w:r>
-              <w:rPr>
-                <w:rFonts w:ascii="Times New Roman" w:hAnsi="Times New Roman"/>
-                <w:sz w:val="21"/>
-              </w:rPr>
-            </w:r>
-          </w:p>
-        </w:tc>
-        <w:tc>
-          <w:tcPr>
-            <w:tcW w:type="dxa" w:w="2592"/>
-            <w:shd w:fill="F8FAFC"/>
-            <w:tcMar>
-              <w:top w:w="60" w:type="dxa"/>
-              <w:bottom w:w="60" w:type="dxa"/>
-              <w:left w:w="100" w:type="dxa"/>
-              <w:right w:w="100" w:type="dxa"/>
-            </w:tcMar>
-          </w:tcPr>
-          <w:p>
-            <w:pPr>
-              <w:spacing w:after="40" w:line="288" w:lineRule="auto"/>
-              <w:jc w:val="center"/>
-            </w:pPr>
-            <w:r>
-              <w:rPr>
-                <w:rFonts w:ascii="Times New Roman" w:hAnsi="Times New Roman"/>
-                <w:sz w:val="21"/>
-              </w:rPr>
-              <w:t>NOT NULL</w:t>
-            </w:r>
-          </w:p>
-        </w:tc>
-        <w:tc>
-          <w:tcPr>
-            <w:tcW w:type="dxa" w:w="3744"/>
-            <w:shd w:fill="F8FAFC"/>
-            <w:tcMar>
-              <w:top w:w="60" w:type="dxa"/>
-              <w:bottom w:w="60" w:type="dxa"/>
-              <w:left w:w="100" w:type="dxa"/>
-              <w:right w:w="100" w:type="dxa"/>
-            </w:tcMar>
-          </w:tcPr>
-          <w:p>
-            <w:pPr>
-              <w:spacing w:after="40" w:line="288" w:lineRule="auto"/>
-              <w:jc w:val="left"/>
-            </w:pPr>
-            <w:r>
-              <w:rPr>
-                <w:rFonts w:ascii="Times New Roman" w:hAnsi="Times New Roman"/>
-                <w:sz w:val="21"/>
-              </w:rPr>
-              <w:t>Dung lượng tệp tin tính bằng Bytes</w:t>
-            </w:r>
-          </w:p>
-        </w:tc>
-      </w:tr>
-      <w:tr>
-        <w:tc>
-          <w:tcPr>
-            <w:tcW w:type="dxa" w:w="1584"/>
-            <w:shd w:fill="FFFFFF"/>
-            <w:tcMar>
-              <w:top w:w="60" w:type="dxa"/>
-              <w:bottom w:w="60" w:type="dxa"/>
-              <w:left w:w="100" w:type="dxa"/>
-              <w:right w:w="100" w:type="dxa"/>
-            </w:tcMar>
-          </w:tcPr>
-          <w:p>
-            <w:pPr>
-              <w:spacing w:after="40" w:line="288" w:lineRule="auto"/>
-              <w:jc w:val="center"/>
-            </w:pPr>
-            <w:r>
-              <w:rPr>
-                <w:rFonts w:ascii="Times New Roman" w:hAnsi="Times New Roman"/>
-                <w:sz w:val="21"/>
-              </w:rPr>
-              <w:t>file_type</w:t>
-            </w:r>
-          </w:p>
-        </w:tc>
-        <w:tc>
-          <w:tcPr>
-            <w:tcW w:type="dxa" w:w="1584"/>
-            <w:shd w:fill="FFFFFF"/>
-            <w:tcMar>
-              <w:top w:w="60" w:type="dxa"/>
-              <w:bottom w:w="60" w:type="dxa"/>
-              <w:left w:w="100" w:type="dxa"/>
-              <w:right w:w="100" w:type="dxa"/>
-            </w:tcMar>
-          </w:tcPr>
-          <w:p>
-            <w:pPr>
-              <w:spacing w:after="40" w:line="288" w:lineRule="auto"/>
-              <w:jc w:val="center"/>
-            </w:pPr>
-            <w:r>
-              <w:rPr>
-                <w:rFonts w:ascii="Times New Roman" w:hAnsi="Times New Roman"/>
-                <w:sz w:val="21"/>
-              </w:rPr>
-              <w:t>TEXT</w:t>
-            </w:r>
-          </w:p>
-        </w:tc>
-        <w:tc>
-          <w:tcPr>
-            <w:tcW w:type="dxa" w:w="864"/>
-            <w:shd w:fill="FFFFFF"/>
-            <w:tcMar>
-              <w:top w:w="60" w:type="dxa"/>
-              <w:bottom w:w="60" w:type="dxa"/>
-              <w:left w:w="100" w:type="dxa"/>
-              <w:right w:w="100" w:type="dxa"/>
-            </w:tcMar>
-          </w:tcPr>
-          <w:p>
-            <w:pPr>
-              <w:spacing w:after="40" w:line="288" w:lineRule="auto"/>
-              <w:jc w:val="center"/>
-            </w:pPr>
-            <w:r>
-              <w:rPr>
-                <w:rFonts w:ascii="Times New Roman" w:hAnsi="Times New Roman"/>
-                <w:sz w:val="21"/>
-              </w:rPr>
-            </w:r>
-          </w:p>
-        </w:tc>
-        <w:tc>
-          <w:tcPr>
-            <w:tcW w:type="dxa" w:w="2592"/>
-            <w:shd w:fill="FFFFFF"/>
-            <w:tcMar>
-              <w:top w:w="60" w:type="dxa"/>
-              <w:bottom w:w="60" w:type="dxa"/>
-              <w:left w:w="100" w:type="dxa"/>
-              <w:right w:w="100" w:type="dxa"/>
-            </w:tcMar>
-          </w:tcPr>
-          <w:p>
-            <w:pPr>
-              <w:spacing w:after="40" w:line="288" w:lineRule="auto"/>
-              <w:jc w:val="center"/>
-            </w:pPr>
-            <w:r>
-              <w:rPr>
-                <w:rFonts w:ascii="Times New Roman" w:hAnsi="Times New Roman"/>
-                <w:sz w:val="21"/>
-              </w:rPr>
-              <w:t>NULL</w:t>
-            </w:r>
-          </w:p>
-        </w:tc>
-        <w:tc>
-          <w:tcPr>
-            <w:tcW w:type="dxa" w:w="3744"/>
-            <w:shd w:fill="FFFFFF"/>
-            <w:tcMar>
-              <w:top w:w="60" w:type="dxa"/>
-              <w:bottom w:w="60" w:type="dxa"/>
-              <w:left w:w="100" w:type="dxa"/>
-              <w:right w:w="100" w:type="dxa"/>
-            </w:tcMar>
-          </w:tcPr>
-          <w:p>
-            <w:pPr>
-              <w:spacing w:after="40" w:line="288" w:lineRule="auto"/>
-              <w:jc w:val="left"/>
-            </w:pPr>
-            <w:r>
-              <w:rPr>
-                <w:rFonts w:ascii="Times New Roman" w:hAnsi="Times New Roman"/>
-                <w:sz w:val="21"/>
-              </w:rPr>
-              <w:t>Loại định dạng: image, video, document, archive</w:t>
-            </w:r>
-          </w:p>
-        </w:tc>
-      </w:tr>
-      <w:tr>
-        <w:tc>
-          <w:tcPr>
-            <w:tcW w:type="dxa" w:w="1584"/>
-            <w:shd w:fill="F8FAFC"/>
-            <w:tcMar>
-              <w:top w:w="60" w:type="dxa"/>
-              <w:bottom w:w="60" w:type="dxa"/>
-              <w:left w:w="100" w:type="dxa"/>
-              <w:right w:w="100" w:type="dxa"/>
-            </w:tcMar>
-          </w:tcPr>
-          <w:p>
-            <w:pPr>
-              <w:spacing w:after="40" w:line="288" w:lineRule="auto"/>
-              <w:jc w:val="center"/>
-            </w:pPr>
-            <w:r>
-              <w:rPr>
-                <w:rFonts w:ascii="Times New Roman" w:hAnsi="Times New Roman"/>
-                <w:sz w:val="21"/>
-              </w:rPr>
-              <w:t>uploader_id</w:t>
-            </w:r>
-          </w:p>
-        </w:tc>
-        <w:tc>
-          <w:tcPr>
-            <w:tcW w:type="dxa" w:w="1584"/>
-            <w:shd w:fill="F8FAFC"/>
-            <w:tcMar>
-              <w:top w:w="60" w:type="dxa"/>
-              <w:bottom w:w="60" w:type="dxa"/>
-              <w:left w:w="100" w:type="dxa"/>
-              <w:right w:w="100" w:type="dxa"/>
-            </w:tcMar>
-          </w:tcPr>
-          <w:p>
-            <w:pPr>
-              <w:spacing w:after="40" w:line="288" w:lineRule="auto"/>
-              <w:jc w:val="center"/>
-            </w:pPr>
-            <w:r>
-              <w:rPr>
-                <w:rFonts w:ascii="Times New Roman" w:hAnsi="Times New Roman"/>
-                <w:sz w:val="21"/>
-              </w:rPr>
-              <w:t>INTEGER</w:t>
-            </w:r>
-          </w:p>
-        </w:tc>
-        <w:tc>
-          <w:tcPr>
-            <w:tcW w:type="dxa" w:w="864"/>
-            <w:shd w:fill="F8FAFC"/>
-            <w:tcMar>
-              <w:top w:w="60" w:type="dxa"/>
-              <w:bottom w:w="60" w:type="dxa"/>
-              <w:left w:w="100" w:type="dxa"/>
-              <w:right w:w="100" w:type="dxa"/>
-            </w:tcMar>
-          </w:tcPr>
-          <w:p>
-            <w:pPr>
-              <w:spacing w:after="40" w:line="288" w:lineRule="auto"/>
-              <w:jc w:val="center"/>
-            </w:pPr>
-            <w:r>
-              <w:rPr>
-                <w:rFonts w:ascii="Times New Roman" w:hAnsi="Times New Roman"/>
-                <w:sz w:val="21"/>
-              </w:rPr>
-              <w:t>FK</w:t>
-            </w:r>
-          </w:p>
-        </w:tc>
-        <w:tc>
-          <w:tcPr>
-            <w:tcW w:type="dxa" w:w="2592"/>
-            <w:shd w:fill="F8FAFC"/>
-            <w:tcMar>
-              <w:top w:w="60" w:type="dxa"/>
-              <w:bottom w:w="60" w:type="dxa"/>
-              <w:left w:w="100" w:type="dxa"/>
-              <w:right w:w="100" w:type="dxa"/>
-            </w:tcMar>
-          </w:tcPr>
-          <w:p>
-            <w:pPr>
-              <w:spacing w:after="40" w:line="288" w:lineRule="auto"/>
-              <w:jc w:val="left"/>
-            </w:pPr>
-            <w:r>
-              <w:rPr>
-                <w:rFonts w:ascii="Times New Roman" w:hAnsi="Times New Roman"/>
-                <w:sz w:val="21"/>
-              </w:rPr>
-              <w:t>REFERENCES users(id)</w:t>
-            </w:r>
-          </w:p>
-        </w:tc>
-        <w:tc>
-          <w:tcPr>
-            <w:tcW w:type="dxa" w:w="3744"/>
-            <w:shd w:fill="F8FAFC"/>
-            <w:tcMar>
-              <w:top w:w="60" w:type="dxa"/>
-              <w:bottom w:w="60" w:type="dxa"/>
-              <w:left w:w="100" w:type="dxa"/>
-              <w:right w:w="100" w:type="dxa"/>
-            </w:tcMar>
-          </w:tcPr>
-          <w:p>
-            <w:pPr>
-              <w:spacing w:after="40" w:line="288" w:lineRule="auto"/>
-              <w:jc w:val="left"/>
-            </w:pPr>
-            <w:r>
-              <w:rPr>
-                <w:rFonts w:ascii="Times New Roman" w:hAnsi="Times New Roman"/>
-                <w:sz w:val="21"/>
-              </w:rPr>
-              <w:t>Người tải lên tệp tin</w:t>
-            </w:r>
-          </w:p>
-        </w:tc>
-      </w:tr>
-      <w:tr>
-        <w:tc>
-          <w:tcPr>
-            <w:tcW w:type="dxa" w:w="1584"/>
-            <w:shd w:fill="FFFFFF"/>
-            <w:tcMar>
-              <w:top w:w="60" w:type="dxa"/>
-              <w:bottom w:w="60" w:type="dxa"/>
-              <w:left w:w="100" w:type="dxa"/>
-              <w:right w:w="100" w:type="dxa"/>
-            </w:tcMar>
-          </w:tcPr>
-          <w:p>
-            <w:pPr>
-              <w:spacing w:after="40" w:line="288" w:lineRule="auto"/>
-              <w:jc w:val="center"/>
-            </w:pPr>
-            <w:r>
-              <w:rPr>
-                <w:rFonts w:ascii="Times New Roman" w:hAnsi="Times New Roman"/>
-                <w:sz w:val="21"/>
-              </w:rPr>
-              <w:t>created_at</w:t>
-            </w:r>
-          </w:p>
-        </w:tc>
-        <w:tc>
-          <w:tcPr>
-            <w:tcW w:type="dxa" w:w="1584"/>
-            <w:shd w:fill="FFFFFF"/>
-            <w:tcMar>
-              <w:top w:w="60" w:type="dxa"/>
-              <w:bottom w:w="60" w:type="dxa"/>
-              <w:left w:w="100" w:type="dxa"/>
-              <w:right w:w="100" w:type="dxa"/>
-            </w:tcMar>
-          </w:tcPr>
-          <w:p>
-            <w:pPr>
-              <w:spacing w:after="40" w:line="288" w:lineRule="auto"/>
-              <w:jc w:val="center"/>
-            </w:pPr>
-            <w:r>
-              <w:rPr>
-                <w:rFonts w:ascii="Times New Roman" w:hAnsi="Times New Roman"/>
-                <w:sz w:val="21"/>
-              </w:rPr>
-              <w:t>TIMESTAMP</w:t>
-            </w:r>
-          </w:p>
-        </w:tc>
-        <w:tc>
-          <w:tcPr>
-            <w:tcW w:type="dxa" w:w="864"/>
-            <w:shd w:fill="FFFFFF"/>
-            <w:tcMar>
-              <w:top w:w="60" w:type="dxa"/>
-              <w:bottom w:w="60" w:type="dxa"/>
-              <w:left w:w="100" w:type="dxa"/>
-              <w:right w:w="100" w:type="dxa"/>
-            </w:tcMar>
-          </w:tcPr>
-          <w:p>
-            <w:pPr>
-              <w:spacing w:after="40" w:line="288" w:lineRule="auto"/>
-              <w:jc w:val="center"/>
-            </w:pPr>
-            <w:r>
-              <w:rPr>
-                <w:rFonts w:ascii="Times New Roman" w:hAnsi="Times New Roman"/>
-                <w:sz w:val="21"/>
-              </w:rPr>
-            </w:r>
-          </w:p>
-        </w:tc>
-        <w:tc>
-          <w:tcPr>
-            <w:tcW w:type="dxa" w:w="2592"/>
-            <w:shd w:fill="FFFFFF"/>
-            <w:tcMar>
-              <w:top w:w="60" w:type="dxa"/>
-              <w:bottom w:w="60" w:type="dxa"/>
-              <w:left w:w="100" w:type="dxa"/>
-              <w:right w:w="100" w:type="dxa"/>
-            </w:tcMar>
-          </w:tcPr>
-          <w:p>
-            <w:pPr>
-              <w:spacing w:after="40" w:line="288" w:lineRule="auto"/>
-              <w:jc w:val="left"/>
-            </w:pPr>
-            <w:r>
-              <w:rPr>
-                <w:rFonts w:ascii="Times New Roman" w:hAnsi="Times New Roman"/>
-                <w:sz w:val="21"/>
-              </w:rPr>
-              <w:t>DEFAULT CURRENT_TIMESTAMP</w:t>
-            </w:r>
-          </w:p>
-        </w:tc>
-        <w:tc>
-          <w:tcPr>
-            <w:tcW w:type="dxa" w:w="3744"/>
-            <w:shd w:fill="FFFFFF"/>
-            <w:tcMar>
-              <w:top w:w="60" w:type="dxa"/>
-              <w:bottom w:w="60" w:type="dxa"/>
-              <w:left w:w="100" w:type="dxa"/>
-              <w:right w:w="100" w:type="dxa"/>
-            </w:tcMar>
-          </w:tcPr>
-          <w:p>
-            <w:pPr>
-              <w:spacing w:after="40" w:line="288" w:lineRule="auto"/>
-              <w:jc w:val="left"/>
-            </w:pPr>
-            <w:r>
-              <w:rPr>
-                <w:rFonts w:ascii="Times New Roman" w:hAnsi="Times New Roman"/>
-                <w:sz w:val="21"/>
-              </w:rPr>
-              <w:t>Thời điểm tải lên</w:t>
-            </w:r>
-          </w:p>
-        </w:tc>
-      </w:tr>
-    </w:tbl>
-    <w:p>
-      <w:pPr>
-        <w:spacing w:after="80"/>
-      </w:pPr>
-    </w:p>
-    <w:p>
-      <w:pPr>
-        <w:spacing w:line="312" w:lineRule="auto" w:after="80"/>
-        <w:jc w:val="both"/>
-      </w:pPr>
-      <w:r>
-        <w:rPr>
-          <w:rFonts w:ascii="Times New Roman" w:hAnsi="Times New Roman"/>
-          <w:i/>
-          <w:sz w:val="24"/>
-        </w:rPr>
-        <w:t>Bảng 4.7: Cấu trúc bảng Danh bạ bạn bè (friends)</w:t>
-      </w:r>
-    </w:p>
-    <w:tbl>
-      <w:tblPr>
-        <w:tblW w:type="auto" w:w="0"/>
-        <w:jc w:val="center"/>
-        <w:tblLook w:firstColumn="1" w:firstRow="1" w:lastColumn="0" w:lastRow="0" w:noHBand="0" w:noVBand="1" w:val="04A0"/>
-        <w:tblBorders>
-          <w:top w:val="single" w:sz="4" w:space="0" w:color="94A3B8"/>
-          <w:bottom w:val="single" w:sz="4" w:space="0" w:color="94A3B8"/>
-          <w:left w:val="single" w:sz="4" w:space="0" w:color="94A3B8"/>
-          <w:right w:val="single" w:sz="4" w:space="0" w:color="94A3B8"/>
-          <w:insideH w:val="single" w:sz="4" w:space="0" w:color="94A3B8"/>
-          <w:insideV w:val="single" w:sz="4" w:space="0" w:color="94A3B8"/>
-        </w:tblBorders>
-      </w:tblPr>
-      <w:tblGrid>
-        <w:gridCol w:w="1881"/>
-        <w:gridCol w:w="1881"/>
-        <w:gridCol w:w="1881"/>
-        <w:gridCol w:w="1881"/>
-        <w:gridCol w:w="1881"/>
-      </w:tblGrid>
-      <w:tr>
-        <w:tc>
-          <w:tcPr>
-            <w:tcW w:type="dxa" w:w="1584"/>
-            <w:shd w:fill="E2E8F0"/>
-            <w:tcMar>
-              <w:top w:w="80" w:type="dxa"/>
-              <w:bottom w:w="80" w:type="dxa"/>
-              <w:left w:w="100" w:type="dxa"/>
-              <w:right w:w="100" w:type="dxa"/>
-            </w:tcMar>
-          </w:tcPr>
-          <w:p>
-            <w:pPr>
-              <w:spacing w:after="40"/>
-              <w:jc w:val="center"/>
-            </w:pPr>
-            <w:r>
-              <w:rPr>
-                <w:rFonts w:ascii="Times New Roman" w:hAnsi="Times New Roman"/>
-                <w:b/>
-                <w:sz w:val="22"/>
-              </w:rPr>
-              <w:t>Tên trường</w:t>
-            </w:r>
-          </w:p>
-        </w:tc>
-        <w:tc>
-          <w:tcPr>
-            <w:tcW w:type="dxa" w:w="1584"/>
-            <w:shd w:fill="E2E8F0"/>
-            <w:tcMar>
-              <w:top w:w="80" w:type="dxa"/>
-              <w:bottom w:w="80" w:type="dxa"/>
-              <w:left w:w="100" w:type="dxa"/>
-              <w:right w:w="100" w:type="dxa"/>
-            </w:tcMar>
-          </w:tcPr>
-          <w:p>
-            <w:pPr>
-              <w:spacing w:after="40"/>
-              <w:jc w:val="center"/>
-            </w:pPr>
-            <w:r>
-              <w:rPr>
-                <w:rFonts w:ascii="Times New Roman" w:hAnsi="Times New Roman"/>
-                <w:b/>
-                <w:sz w:val="22"/>
-              </w:rPr>
-              <w:t>Kiểu dữ liệu</w:t>
-            </w:r>
-          </w:p>
-        </w:tc>
-        <w:tc>
-          <w:tcPr>
-            <w:tcW w:type="dxa" w:w="864"/>
-            <w:shd w:fill="E2E8F0"/>
-            <w:tcMar>
-              <w:top w:w="80" w:type="dxa"/>
-              <w:bottom w:w="80" w:type="dxa"/>
-              <w:left w:w="100" w:type="dxa"/>
-              <w:right w:w="100" w:type="dxa"/>
-            </w:tcMar>
-          </w:tcPr>
-          <w:p>
-            <w:pPr>
-              <w:spacing w:after="40"/>
-              <w:jc w:val="center"/>
-            </w:pPr>
-            <w:r>
-              <w:rPr>
-                <w:rFonts w:ascii="Times New Roman" w:hAnsi="Times New Roman"/>
-                <w:b/>
-                <w:sz w:val="22"/>
-              </w:rPr>
-              <w:t>Khóa</w:t>
-            </w:r>
-          </w:p>
-        </w:tc>
-        <w:tc>
-          <w:tcPr>
-            <w:tcW w:type="dxa" w:w="2592"/>
-            <w:shd w:fill="E2E8F0"/>
-            <w:tcMar>
-              <w:top w:w="80" w:type="dxa"/>
-              <w:bottom w:w="80" w:type="dxa"/>
-              <w:left w:w="100" w:type="dxa"/>
-              <w:right w:w="100" w:type="dxa"/>
-            </w:tcMar>
-          </w:tcPr>
-          <w:p>
-            <w:pPr>
-              <w:spacing w:after="40"/>
-              <w:jc w:val="center"/>
-            </w:pPr>
-            <w:r>
-              <w:rPr>
-                <w:rFonts w:ascii="Times New Roman" w:hAnsi="Times New Roman"/>
-                <w:b/>
-                <w:sz w:val="22"/>
-              </w:rPr>
-              <w:t>Ràng buộc</w:t>
-            </w:r>
-          </w:p>
-        </w:tc>
-        <w:tc>
-          <w:tcPr>
-            <w:tcW w:type="dxa" w:w="3744"/>
-            <w:shd w:fill="E2E8F0"/>
-            <w:tcMar>
-              <w:top w:w="80" w:type="dxa"/>
-              <w:bottom w:w="80" w:type="dxa"/>
-              <w:left w:w="100" w:type="dxa"/>
-              <w:right w:w="100" w:type="dxa"/>
-            </w:tcMar>
-          </w:tcPr>
-          <w:p>
-            <w:pPr>
-              <w:spacing w:after="40"/>
-              <w:jc w:val="center"/>
-            </w:pPr>
-            <w:r>
-              <w:rPr>
-                <w:rFonts w:ascii="Times New Roman" w:hAnsi="Times New Roman"/>
-                <w:b/>
-                <w:sz w:val="22"/>
-              </w:rPr>
-              <w:t>Diễn giải ý nghĩa</w:t>
-            </w:r>
-          </w:p>
-        </w:tc>
-      </w:tr>
-      <w:tr>
-        <w:tc>
-          <w:tcPr>
-            <w:tcW w:type="dxa" w:w="1584"/>
-            <w:shd w:fill="FFFFFF"/>
-            <w:tcMar>
-              <w:top w:w="60" w:type="dxa"/>
-              <w:bottom w:w="60" w:type="dxa"/>
-              <w:left w:w="100" w:type="dxa"/>
-              <w:right w:w="100" w:type="dxa"/>
-            </w:tcMar>
-          </w:tcPr>
-          <w:p>
-            <w:pPr>
-              <w:spacing w:after="40" w:line="288" w:lineRule="auto"/>
-              <w:jc w:val="center"/>
-            </w:pPr>
-            <w:r>
-              <w:rPr>
-                <w:rFonts w:ascii="Times New Roman" w:hAnsi="Times New Roman"/>
-                <w:sz w:val="21"/>
-              </w:rPr>
-              <w:t>id</w:t>
-            </w:r>
-          </w:p>
-        </w:tc>
-        <w:tc>
-          <w:tcPr>
-            <w:tcW w:type="dxa" w:w="1584"/>
-            <w:shd w:fill="FFFFFF"/>
-            <w:tcMar>
-              <w:top w:w="60" w:type="dxa"/>
-              <w:bottom w:w="60" w:type="dxa"/>
-              <w:left w:w="100" w:type="dxa"/>
-              <w:right w:w="100" w:type="dxa"/>
-            </w:tcMar>
-          </w:tcPr>
-          <w:p>
-            <w:pPr>
-              <w:spacing w:after="40" w:line="288" w:lineRule="auto"/>
-              <w:jc w:val="center"/>
-            </w:pPr>
-            <w:r>
-              <w:rPr>
-                <w:rFonts w:ascii="Times New Roman" w:hAnsi="Times New Roman"/>
-                <w:sz w:val="21"/>
-              </w:rPr>
-              <w:t>INTEGER</w:t>
-            </w:r>
-          </w:p>
-        </w:tc>
-        <w:tc>
-          <w:tcPr>
-            <w:tcW w:type="dxa" w:w="864"/>
-            <w:shd w:fill="FFFFFF"/>
-            <w:tcMar>
-              <w:top w:w="60" w:type="dxa"/>
-              <w:bottom w:w="60" w:type="dxa"/>
-              <w:left w:w="100" w:type="dxa"/>
-              <w:right w:w="100" w:type="dxa"/>
-            </w:tcMar>
-          </w:tcPr>
-          <w:p>
-            <w:pPr>
-              <w:spacing w:after="40" w:line="288" w:lineRule="auto"/>
-              <w:jc w:val="center"/>
-            </w:pPr>
-            <w:r>
-              <w:rPr>
-                <w:rFonts w:ascii="Times New Roman" w:hAnsi="Times New Roman"/>
-                <w:sz w:val="21"/>
-              </w:rPr>
-              <w:t>PK</w:t>
-            </w:r>
-          </w:p>
-        </w:tc>
-        <w:tc>
-          <w:tcPr>
-            <w:tcW w:type="dxa" w:w="2592"/>
-            <w:shd w:fill="FFFFFF"/>
-            <w:tcMar>
-              <w:top w:w="60" w:type="dxa"/>
-              <w:bottom w:w="60" w:type="dxa"/>
-              <w:left w:w="100" w:type="dxa"/>
-              <w:right w:w="100" w:type="dxa"/>
-            </w:tcMar>
-          </w:tcPr>
-          <w:p>
-            <w:pPr>
-              <w:spacing w:after="40" w:line="288" w:lineRule="auto"/>
-              <w:jc w:val="center"/>
-            </w:pPr>
-            <w:r>
-              <w:rPr>
-                <w:rFonts w:ascii="Times New Roman" w:hAnsi="Times New Roman"/>
-                <w:sz w:val="21"/>
-              </w:rPr>
-              <w:t>AUTOINCREMENT</w:t>
-            </w:r>
-          </w:p>
-        </w:tc>
-        <w:tc>
-          <w:tcPr>
-            <w:tcW w:type="dxa" w:w="3744"/>
-            <w:shd w:fill="FFFFFF"/>
-            <w:tcMar>
-              <w:top w:w="60" w:type="dxa"/>
-              <w:bottom w:w="60" w:type="dxa"/>
-              <w:left w:w="100" w:type="dxa"/>
-              <w:right w:w="100" w:type="dxa"/>
-            </w:tcMar>
-          </w:tcPr>
-          <w:p>
-            <w:pPr>
-              <w:spacing w:after="40" w:line="288" w:lineRule="auto"/>
-              <w:jc w:val="left"/>
-            </w:pPr>
-            <w:r>
-              <w:rPr>
-                <w:rFonts w:ascii="Times New Roman" w:hAnsi="Times New Roman"/>
-                <w:sz w:val="21"/>
-              </w:rPr>
-              <w:t>Định danh bản ghi kết bạn</w:t>
-            </w:r>
-          </w:p>
-        </w:tc>
-      </w:tr>
-      <w:tr>
-        <w:tc>
-          <w:tcPr>
-            <w:tcW w:type="dxa" w:w="1584"/>
-            <w:shd w:fill="F8FAFC"/>
-            <w:tcMar>
-              <w:top w:w="60" w:type="dxa"/>
-              <w:bottom w:w="60" w:type="dxa"/>
-              <w:left w:w="100" w:type="dxa"/>
-              <w:right w:w="100" w:type="dxa"/>
-            </w:tcMar>
-          </w:tcPr>
-          <w:p>
-            <w:pPr>
-              <w:spacing w:after="40" w:line="288" w:lineRule="auto"/>
-              <w:jc w:val="center"/>
-            </w:pPr>
-            <w:r>
-              <w:rPr>
-                <w:rFonts w:ascii="Times New Roman" w:hAnsi="Times New Roman"/>
-                <w:sz w:val="21"/>
-              </w:rPr>
-              <w:t>user_id</w:t>
-            </w:r>
-          </w:p>
-        </w:tc>
-        <w:tc>
-          <w:tcPr>
-            <w:tcW w:type="dxa" w:w="1584"/>
-            <w:shd w:fill="F8FAFC"/>
-            <w:tcMar>
-              <w:top w:w="60" w:type="dxa"/>
-              <w:bottom w:w="60" w:type="dxa"/>
-              <w:left w:w="100" w:type="dxa"/>
-              <w:right w:w="100" w:type="dxa"/>
-            </w:tcMar>
-          </w:tcPr>
-          <w:p>
-            <w:pPr>
-              <w:spacing w:after="40" w:line="288" w:lineRule="auto"/>
-              <w:jc w:val="center"/>
-            </w:pPr>
-            <w:r>
-              <w:rPr>
-                <w:rFonts w:ascii="Times New Roman" w:hAnsi="Times New Roman"/>
-                <w:sz w:val="21"/>
-              </w:rPr>
-              <w:t>INTEGER</w:t>
-            </w:r>
-          </w:p>
-        </w:tc>
-        <w:tc>
-          <w:tcPr>
-            <w:tcW w:type="dxa" w:w="864"/>
-            <w:shd w:fill="F8FAFC"/>
-            <w:tcMar>
-              <w:top w:w="60" w:type="dxa"/>
-              <w:bottom w:w="60" w:type="dxa"/>
-              <w:left w:w="100" w:type="dxa"/>
-              <w:right w:w="100" w:type="dxa"/>
-            </w:tcMar>
-          </w:tcPr>
-          <w:p>
-            <w:pPr>
-              <w:spacing w:after="40" w:line="288" w:lineRule="auto"/>
-              <w:jc w:val="center"/>
-            </w:pPr>
-            <w:r>
-              <w:rPr>
-                <w:rFonts w:ascii="Times New Roman" w:hAnsi="Times New Roman"/>
-                <w:sz w:val="21"/>
-              </w:rPr>
-              <w:t>FK</w:t>
-            </w:r>
-          </w:p>
-        </w:tc>
-        <w:tc>
-          <w:tcPr>
-            <w:tcW w:type="dxa" w:w="2592"/>
-            <w:shd w:fill="F8FAFC"/>
-            <w:tcMar>
-              <w:top w:w="60" w:type="dxa"/>
-              <w:bottom w:w="60" w:type="dxa"/>
-              <w:left w:w="100" w:type="dxa"/>
-              <w:right w:w="100" w:type="dxa"/>
-            </w:tcMar>
-          </w:tcPr>
-          <w:p>
-            <w:pPr>
-              <w:spacing w:after="40" w:line="288" w:lineRule="auto"/>
-              <w:jc w:val="center"/>
-            </w:pPr>
-            <w:r>
-              <w:rPr>
-                <w:rFonts w:ascii="Times New Roman" w:hAnsi="Times New Roman"/>
-                <w:sz w:val="21"/>
-              </w:rPr>
-              <w:t>NOT NULL</w:t>
-            </w:r>
-          </w:p>
-        </w:tc>
-        <w:tc>
-          <w:tcPr>
-            <w:tcW w:type="dxa" w:w="3744"/>
-            <w:shd w:fill="F8FAFC"/>
-            <w:tcMar>
-              <w:top w:w="60" w:type="dxa"/>
-              <w:bottom w:w="60" w:type="dxa"/>
-              <w:left w:w="100" w:type="dxa"/>
-              <w:right w:w="100" w:type="dxa"/>
-            </w:tcMar>
-          </w:tcPr>
-          <w:p>
-            <w:pPr>
-              <w:spacing w:after="40" w:line="288" w:lineRule="auto"/>
-              <w:jc w:val="left"/>
-            </w:pPr>
-            <w:r>
-              <w:rPr>
-                <w:rFonts w:ascii="Times New Roman" w:hAnsi="Times New Roman"/>
-                <w:sz w:val="21"/>
-              </w:rPr>
-              <w:t>Mã người dùng sở hữu</w:t>
-            </w:r>
-          </w:p>
-        </w:tc>
-      </w:tr>
-      <w:tr>
-        <w:tc>
-          <w:tcPr>
-            <w:tcW w:type="dxa" w:w="1584"/>
-            <w:shd w:fill="FFFFFF"/>
-            <w:tcMar>
-              <w:top w:w="60" w:type="dxa"/>
-              <w:bottom w:w="60" w:type="dxa"/>
-              <w:left w:w="100" w:type="dxa"/>
-              <w:right w:w="100" w:type="dxa"/>
-            </w:tcMar>
-          </w:tcPr>
-          <w:p>
-            <w:pPr>
-              <w:spacing w:after="40" w:line="288" w:lineRule="auto"/>
-              <w:jc w:val="center"/>
-            </w:pPr>
-            <w:r>
-              <w:rPr>
-                <w:rFonts w:ascii="Times New Roman" w:hAnsi="Times New Roman"/>
-                <w:sz w:val="21"/>
-              </w:rPr>
-              <w:t>friend_id</w:t>
-            </w:r>
-          </w:p>
-        </w:tc>
-        <w:tc>
-          <w:tcPr>
-            <w:tcW w:type="dxa" w:w="1584"/>
-            <w:shd w:fill="FFFFFF"/>
-            <w:tcMar>
-              <w:top w:w="60" w:type="dxa"/>
-              <w:bottom w:w="60" w:type="dxa"/>
-              <w:left w:w="100" w:type="dxa"/>
-              <w:right w:w="100" w:type="dxa"/>
-            </w:tcMar>
-          </w:tcPr>
-          <w:p>
-            <w:pPr>
-              <w:spacing w:after="40" w:line="288" w:lineRule="auto"/>
-              <w:jc w:val="center"/>
-            </w:pPr>
-            <w:r>
-              <w:rPr>
-                <w:rFonts w:ascii="Times New Roman" w:hAnsi="Times New Roman"/>
-                <w:sz w:val="21"/>
-              </w:rPr>
-              <w:t>INTEGER</w:t>
-            </w:r>
-          </w:p>
-        </w:tc>
-        <w:tc>
-          <w:tcPr>
-            <w:tcW w:type="dxa" w:w="864"/>
-            <w:shd w:fill="FFFFFF"/>
-            <w:tcMar>
-              <w:top w:w="60" w:type="dxa"/>
-              <w:bottom w:w="60" w:type="dxa"/>
-              <w:left w:w="100" w:type="dxa"/>
-              <w:right w:w="100" w:type="dxa"/>
-            </w:tcMar>
-          </w:tcPr>
-          <w:p>
-            <w:pPr>
-              <w:spacing w:after="40" w:line="288" w:lineRule="auto"/>
-              <w:jc w:val="center"/>
-            </w:pPr>
-            <w:r>
-              <w:rPr>
-                <w:rFonts w:ascii="Times New Roman" w:hAnsi="Times New Roman"/>
-                <w:sz w:val="21"/>
-              </w:rPr>
-              <w:t>FK</w:t>
-            </w:r>
-          </w:p>
-        </w:tc>
-        <w:tc>
-          <w:tcPr>
-            <w:tcW w:type="dxa" w:w="2592"/>
-            <w:shd w:fill="FFFFFF"/>
-            <w:tcMar>
-              <w:top w:w="60" w:type="dxa"/>
-              <w:bottom w:w="60" w:type="dxa"/>
-              <w:left w:w="100" w:type="dxa"/>
-              <w:right w:w="100" w:type="dxa"/>
-            </w:tcMar>
-          </w:tcPr>
-          <w:p>
-            <w:pPr>
-              <w:spacing w:after="40" w:line="288" w:lineRule="auto"/>
-              <w:jc w:val="center"/>
-            </w:pPr>
-            <w:r>
-              <w:rPr>
-                <w:rFonts w:ascii="Times New Roman" w:hAnsi="Times New Roman"/>
-                <w:sz w:val="21"/>
-              </w:rPr>
-              <w:t>NOT NULL</w:t>
-            </w:r>
-          </w:p>
-        </w:tc>
-        <w:tc>
-          <w:tcPr>
-            <w:tcW w:type="dxa" w:w="3744"/>
-            <w:shd w:fill="FFFFFF"/>
-            <w:tcMar>
-              <w:top w:w="60" w:type="dxa"/>
-              <w:bottom w:w="60" w:type="dxa"/>
-              <w:left w:w="100" w:type="dxa"/>
-              <w:right w:w="100" w:type="dxa"/>
-            </w:tcMar>
-          </w:tcPr>
-          <w:p>
-            <w:pPr>
-              <w:spacing w:after="40" w:line="288" w:lineRule="auto"/>
-              <w:jc w:val="left"/>
-            </w:pPr>
-            <w:r>
-              <w:rPr>
-                <w:rFonts w:ascii="Times New Roman" w:hAnsi="Times New Roman"/>
-                <w:sz w:val="21"/>
-              </w:rPr>
-              <w:t>Mã người bạn trong danh bạ</w:t>
-            </w:r>
-          </w:p>
-        </w:tc>
-      </w:tr>
-      <w:tr>
-        <w:tc>
-          <w:tcPr>
-            <w:tcW w:type="dxa" w:w="1584"/>
-            <w:shd w:fill="F8FAFC"/>
-            <w:tcMar>
-              <w:top w:w="60" w:type="dxa"/>
-              <w:bottom w:w="60" w:type="dxa"/>
-              <w:left w:w="100" w:type="dxa"/>
-              <w:right w:w="100" w:type="dxa"/>
-            </w:tcMar>
-          </w:tcPr>
-          <w:p>
-            <w:pPr>
-              <w:spacing w:after="40" w:line="288" w:lineRule="auto"/>
-              <w:jc w:val="center"/>
-            </w:pPr>
-            <w:r>
-              <w:rPr>
-                <w:rFonts w:ascii="Times New Roman" w:hAnsi="Times New Roman"/>
-                <w:sz w:val="21"/>
-              </w:rPr>
-              <w:t>status</w:t>
-            </w:r>
-          </w:p>
-        </w:tc>
-        <w:tc>
-          <w:tcPr>
-            <w:tcW w:type="dxa" w:w="1584"/>
-            <w:shd w:fill="F8FAFC"/>
-            <w:tcMar>
-              <w:top w:w="60" w:type="dxa"/>
-              <w:bottom w:w="60" w:type="dxa"/>
-              <w:left w:w="100" w:type="dxa"/>
-              <w:right w:w="100" w:type="dxa"/>
-            </w:tcMar>
-          </w:tcPr>
-          <w:p>
-            <w:pPr>
-              <w:spacing w:after="40" w:line="288" w:lineRule="auto"/>
-              <w:jc w:val="center"/>
-            </w:pPr>
-            <w:r>
-              <w:rPr>
-                <w:rFonts w:ascii="Times New Roman" w:hAnsi="Times New Roman"/>
-                <w:sz w:val="21"/>
-              </w:rPr>
-              <w:t>TEXT</w:t>
-            </w:r>
-          </w:p>
-        </w:tc>
-        <w:tc>
-          <w:tcPr>
-            <w:tcW w:type="dxa" w:w="864"/>
-            <w:shd w:fill="F8FAFC"/>
-            <w:tcMar>
-              <w:top w:w="60" w:type="dxa"/>
-              <w:bottom w:w="60" w:type="dxa"/>
-              <w:left w:w="100" w:type="dxa"/>
-              <w:right w:w="100" w:type="dxa"/>
-            </w:tcMar>
-          </w:tcPr>
-          <w:p>
-            <w:pPr>
-              <w:spacing w:after="40" w:line="288" w:lineRule="auto"/>
-              <w:jc w:val="center"/>
-            </w:pPr>
-            <w:r>
-              <w:rPr>
-                <w:rFonts w:ascii="Times New Roman" w:hAnsi="Times New Roman"/>
-                <w:sz w:val="21"/>
-              </w:rPr>
-            </w:r>
-          </w:p>
-        </w:tc>
-        <w:tc>
-          <w:tcPr>
-            <w:tcW w:type="dxa" w:w="2592"/>
-            <w:shd w:fill="F8FAFC"/>
-            <w:tcMar>
-              <w:top w:w="60" w:type="dxa"/>
-              <w:bottom w:w="60" w:type="dxa"/>
-              <w:left w:w="100" w:type="dxa"/>
-              <w:right w:w="100" w:type="dxa"/>
-            </w:tcMar>
-          </w:tcPr>
-          <w:p>
-            <w:pPr>
-              <w:spacing w:after="40" w:line="288" w:lineRule="auto"/>
-              <w:jc w:val="left"/>
-            </w:pPr>
-            <w:r>
-              <w:rPr>
-                <w:rFonts w:ascii="Times New Roman" w:hAnsi="Times New Roman"/>
-                <w:sz w:val="21"/>
-              </w:rPr>
-              <w:t>DEFAULT 'accepted'</w:t>
-            </w:r>
-          </w:p>
-        </w:tc>
-        <w:tc>
-          <w:tcPr>
-            <w:tcW w:type="dxa" w:w="3744"/>
-            <w:shd w:fill="F8FAFC"/>
-            <w:tcMar>
-              <w:top w:w="60" w:type="dxa"/>
-              <w:bottom w:w="60" w:type="dxa"/>
-              <w:left w:w="100" w:type="dxa"/>
-              <w:right w:w="100" w:type="dxa"/>
-            </w:tcMar>
-          </w:tcPr>
-          <w:p>
-            <w:pPr>
-              <w:spacing w:after="40" w:line="288" w:lineRule="auto"/>
-              <w:jc w:val="left"/>
-            </w:pPr>
-            <w:r>
-              <w:rPr>
-                <w:rFonts w:ascii="Times New Roman" w:hAnsi="Times New Roman"/>
-                <w:sz w:val="21"/>
-              </w:rPr>
-              <w:t>Trạng thái kết bạn: accepted / pending</w:t>
-            </w:r>
-          </w:p>
-        </w:tc>
-      </w:tr>
-      <w:tr>
-        <w:tc>
-          <w:tcPr>
-            <w:tcW w:type="dxa" w:w="1584"/>
-            <w:shd w:fill="FFFFFF"/>
-            <w:tcMar>
-              <w:top w:w="60" w:type="dxa"/>
-              <w:bottom w:w="60" w:type="dxa"/>
-              <w:left w:w="100" w:type="dxa"/>
-              <w:right w:w="100" w:type="dxa"/>
-            </w:tcMar>
-          </w:tcPr>
-          <w:p>
-            <w:pPr>
-              <w:spacing w:after="40" w:line="288" w:lineRule="auto"/>
-              <w:jc w:val="center"/>
-            </w:pPr>
-            <w:r>
-              <w:rPr>
-                <w:rFonts w:ascii="Times New Roman" w:hAnsi="Times New Roman"/>
-                <w:sz w:val="21"/>
-              </w:rPr>
-              <w:t>created_at</w:t>
-            </w:r>
-          </w:p>
-        </w:tc>
-        <w:tc>
-          <w:tcPr>
-            <w:tcW w:type="dxa" w:w="1584"/>
-            <w:shd w:fill="FFFFFF"/>
-            <w:tcMar>
-              <w:top w:w="60" w:type="dxa"/>
-              <w:bottom w:w="60" w:type="dxa"/>
-              <w:left w:w="100" w:type="dxa"/>
-              <w:right w:w="100" w:type="dxa"/>
-            </w:tcMar>
-          </w:tcPr>
-          <w:p>
-            <w:pPr>
-              <w:spacing w:after="40" w:line="288" w:lineRule="auto"/>
-              <w:jc w:val="center"/>
-            </w:pPr>
-            <w:r>
-              <w:rPr>
-                <w:rFonts w:ascii="Times New Roman" w:hAnsi="Times New Roman"/>
-                <w:sz w:val="21"/>
-              </w:rPr>
-              <w:t>DATETIME</w:t>
-            </w:r>
-          </w:p>
-        </w:tc>
-        <w:tc>
-          <w:tcPr>
-            <w:tcW w:type="dxa" w:w="864"/>
-            <w:shd w:fill="FFFFFF"/>
-            <w:tcMar>
-              <w:top w:w="60" w:type="dxa"/>
-              <w:bottom w:w="60" w:type="dxa"/>
-              <w:left w:w="100" w:type="dxa"/>
-              <w:right w:w="100" w:type="dxa"/>
-            </w:tcMar>
-          </w:tcPr>
-          <w:p>
-            <w:pPr>
-              <w:spacing w:after="40" w:line="288" w:lineRule="auto"/>
-              <w:jc w:val="center"/>
-            </w:pPr>
-            <w:r>
-              <w:rPr>
-                <w:rFonts w:ascii="Times New Roman" w:hAnsi="Times New Roman"/>
-                <w:sz w:val="21"/>
-              </w:rPr>
-            </w:r>
-          </w:p>
-        </w:tc>
-        <w:tc>
-          <w:tcPr>
-            <w:tcW w:type="dxa" w:w="2592"/>
-            <w:shd w:fill="FFFFFF"/>
-            <w:tcMar>
-              <w:top w:w="60" w:type="dxa"/>
-              <w:bottom w:w="60" w:type="dxa"/>
-              <w:left w:w="100" w:type="dxa"/>
-              <w:right w:w="100" w:type="dxa"/>
-            </w:tcMar>
-          </w:tcPr>
-          <w:p>
-            <w:pPr>
-              <w:spacing w:after="40" w:line="288" w:lineRule="auto"/>
-              <w:jc w:val="left"/>
-            </w:pPr>
-            <w:r>
-              <w:rPr>
-                <w:rFonts w:ascii="Times New Roman" w:hAnsi="Times New Roman"/>
-                <w:sz w:val="21"/>
-              </w:rPr>
-              <w:t>DEFAULT CURRENT_TIMESTAMP</w:t>
-            </w:r>
-          </w:p>
-        </w:tc>
-        <w:tc>
-          <w:tcPr>
-            <w:tcW w:type="dxa" w:w="3744"/>
-            <w:shd w:fill="FFFFFF"/>
-            <w:tcMar>
-              <w:top w:w="60" w:type="dxa"/>
-              <w:bottom w:w="60" w:type="dxa"/>
-              <w:left w:w="100" w:type="dxa"/>
-              <w:right w:w="100" w:type="dxa"/>
-            </w:tcMar>
-          </w:tcPr>
-          <w:p>
-            <w:pPr>
-              <w:spacing w:after="40" w:line="288" w:lineRule="auto"/>
-              <w:jc w:val="left"/>
-            </w:pPr>
-            <w:r>
-              <w:rPr>
-                <w:rFonts w:ascii="Times New Roman" w:hAnsi="Times New Roman"/>
-                <w:sz w:val="21"/>
-              </w:rPr>
-              <w:t>Thời điểm kết bạn</w:t>
-            </w:r>
-          </w:p>
-        </w:tc>
-      </w:tr>
-    </w:tbl>
-    <w:p>
-      <w:pPr>
-        <w:spacing w:after="80"/>
-      </w:pPr>
-    </w:p>
-    <w:p>
-      <w:pPr>
         <w:keepNext/>
         <w:spacing w:before="160" w:after="60"/>
       </w:pPr>
@@ -7343,7 +6139,7 @@
           <w:rFonts w:ascii="Times New Roman" w:hAnsi="Times New Roman"/>
           <w:sz w:val="24"/>
         </w:rPr>
-        <w:t>Chương IV đã hoàn thành toàn diện bản vẽ thiết kế kỹ thuật của hệ thống. Mô hình hóa Use Case bao hàm cả các nghiệp vụ tương tác cao cấp như Cuộc gọi đàm thoại, Chia sẻ màn hình, Ghim/Thu hồi tin nhắn và Cảm xúc Reactions. Kiến trúc 3 tầng phân định rành mạch, kết hợp cơ sở dữ liệu quan hệ chuẩn 3NF và kiến trúc mạng 2 Kênh truyền song song độc lập bảo đảm tính khả thi tuyệt đối cho quá trình cài đặt và kiểm thử ở Chương V.</w:t>
+        <w:t>Chương IV đã hoàn thành toàn diện bản vẽ thiết kế kỹ thuật của hệ thống. Mô hình hóa Use Case, Biểu đồ tuần tự chi tiết cho 3 nghiệp vụ nòng cốt, Biểu đồ lớp và Sơ đồ quan hệ thực thể ERD 6 bảng chuẩn 3NF bảo đảm tính trực quan, khoa học và khả thi tuyệt đối cho quá trình triển khai, kiểm thử ở Chương V.</w:t>
       </w:r>
     </w:p>
     <w:sectPr>
